--- a/guj/docx/019.content.docx
+++ b/guj/docx/019.content.docx
@@ -127,7 +127,7 @@
         <w:rPr>
           <w:lang w:val="gu_IN" w:bidi="gu_IN"/>
         </w:rPr>
-        <w:t>ઝ</w:t>
+        <w:t>ઠ</w:t>
       </w:r>
       <w:r>
         <w:rPr>
@@ -190,7 +190,7 @@
         <w:rPr>
           <w:lang w:val="gu_IN" w:bidi="gu_IN"/>
         </w:rPr>
-        <w:t>ઝખાર્યા (જૂનો કરાર)</w:t>
+        <w:t>ઠપકો આપવો, સખ્ત રીતે બોલવું</w:t>
       </w:r>
       <w:r>
         <w:rPr>
@@ -206,7 +206,7 @@
         <w:rPr>
           <w:lang w:val="gu_IN" w:bidi="gu_IN"/>
         </w:rPr>
-        <w:t>તથ્યો:</w:t>
+        <w:t>વ્યાખ્યા:</w:t>
       </w:r>
     </w:p>
     <w:p>
@@ -220,14 +220,7 @@
         <w:rPr>
           <w:lang w:val="gu_IN" w:bidi="gu_IN"/>
         </w:rPr>
-        <w:t>ઝખાર્યા એક પ્રબોધક હતો, જે પર્શિયાના રાજા દાર્યાવેશના શાસન દરમિયાન ભવિષ્યવાણી કરતો હતો.</w:t>
-        <w:br/>
-      </w:r>
-      <w:r>
-        <w:rPr>
-          <w:lang w:val="gu_IN" w:bidi="gu_IN"/>
-        </w:rPr>
-        <w:t>જૂના કરારના ઝખાર્યાના પુસ્તકમાં તેમની ભવિષ્યવાણીઓ છે, જેમાં પરત ફરતા નિર્વાસિતોને મંદિરને પુનઃનિર્માણ કરવા વિનંતી કરવામાં આવી હતી.</w:t>
+        <w:t>ઠપકો આપવો એટલે કોઈને સખત શબ્દોમાં સુધરવા કહેવું, સામાન્યપણે કડકાઈ અથવા જુસ્સાથી.</w:t>
       </w:r>
     </w:p>
     <w:p>
@@ -245,14 +238,7 @@
         <w:rPr>
           <w:lang w:val="gu_IN" w:bidi="gu_IN"/>
         </w:rPr>
-        <w:t>ઝખાર્યા પ્રબોધક એઝરા નહેમ્યાહ, ઝરૂબ્બાબેલ અને હાગ્ગાયના જ સમયગાળા દરમિયાન રહેતા હતા.</w:t>
-        <w:br/>
-      </w:r>
-      <w:r>
-        <w:rPr>
-          <w:lang w:val="gu_IN" w:bidi="gu_IN"/>
-        </w:rPr>
-        <w:t>જૂના કરારના સમય દરમિયાન જે છેલ્લા પ્રબોધકોની હત્યા કરવામાં આવી હતી તે તરીકે તેમનો ઇસુ દ્વારા ઉલ્લેખ કરવામાં આવ્યો હતો.</w:t>
+        <w:t>જ્યારે અન્ય વિશ્વાસીઓ સ્પષ્ટ રીતે ઈશ્વરની આજ્ઞાઓ ન માનતા હોય ત્યારે તેઓને ઠપકો આપવાની આજ્ઞા નવો કરાર ખ્રિસ્તીઓને કરે છે.</w:t>
       </w:r>
     </w:p>
     <w:p>
@@ -270,7 +256,7 @@
         <w:rPr>
           <w:lang w:val="gu_IN" w:bidi="gu_IN"/>
         </w:rPr>
-        <w:t>ઝખાર્યા નામનો એક માણસ, દાઉદના સમય દરમિયાન મંદિરમાં દ્વારપાળ હતો.</w:t>
+        <w:t>જ્યારે તેઓના બાળકો અનાજ્ઞાંકિત હોય ત્યારે, તેઓને ઠપકો આપવા નીતિવચનોનું પુસ્તક માતપિતાઓને બોધ કરે છે.</w:t>
       </w:r>
     </w:p>
     <w:p>
@@ -288,7 +274,7 @@
         <w:rPr>
           <w:lang w:val="gu_IN" w:bidi="gu_IN"/>
         </w:rPr>
-        <w:t>રાજા યહોશાફાટના દીકરા ઝખાર્યાહના ભાઇ યહોરામ દ્વારા હત્યા કરવામાં આવી હતી.</w:t>
+        <w:t>લાક્ષણિક રીતે ઠપકો, જેઓએ ખોટું કર્યું છે તેઓને પાપમાં વધારે સંડોવાથી રોકવા માટે આપવામાં આવે છે.</w:t>
       </w:r>
     </w:p>
     <w:p>
@@ -306,7 +292,7 @@
         <w:rPr>
           <w:lang w:val="gu_IN" w:bidi="gu_IN"/>
         </w:rPr>
-        <w:t>ઝખાર્યા એ એક યાજકનું નામ હતું, જેને ઈસ્રાએલી લોકો દ્વારા પથ્થરમારો કર્યો હતો, જ્યારે તેમણે મૂર્તિપૂજા માટે તેમને ઠપકો આપ્યો હતો.</w:t>
+        <w:t>તેનો અનુવાદ “સખત સુધાર” અથવા તો “ચેતવણી” કરી શકાય.</w:t>
       </w:r>
     </w:p>
     <w:p>
@@ -324,7 +310,25 @@
         <w:rPr>
           <w:lang w:val="gu_IN" w:bidi="gu_IN"/>
         </w:rPr>
-        <w:t>રાજા ઝખાર્યા યરોબઆમના દીકરા હતા અને તેણે હત્યા કર્યાના છ મહિના પહેલાં ઇઝરાયલ પર શાસન કર્યું.</w:t>
+        <w:t>“એક ઠપકો” શબ્દસમૂહનો અનુવાદ “એક સખત સુધાર” અથવા તો “એક સખત ટીકા” તરીકે કરી શકાય.</w:t>
+      </w:r>
+    </w:p>
+    <w:p>
+      <w:pPr>
+        <w:pStyle w:val="ListBullet"/>
+        <w:spacing w:line="240" w:lineRule="auto"/>
+        <w:ind w:left="720"/>
+      </w:pPr>
+      <w:r>
+        <w:rPr>
+          <w:lang w:val="gu_IN" w:bidi="gu_IN"/>
+        </w:rPr>
+      </w:r>
+      <w:r>
+        <w:rPr>
+          <w:lang w:val="gu_IN" w:bidi="gu_IN"/>
+        </w:rPr>
+        <w:t>“ઠપકો આપ્યા વગર” નો અનુવાદ “ચેતવણી આપ્યા વગર” અથવા તો “ટીકા કર્યા વગર” તરીકે કરી શકાય.</w:t>
       </w:r>
     </w:p>
     <w:p>
@@ -338,13 +342,25 @@
         <w:rPr>
           <w:lang w:val="gu_IN" w:bidi="gu_IN"/>
         </w:rPr>
-        <w:t xml:space="preserve">(અનુવાદ માટેના સૂચનો: </w:t>
-      </w:r>
-      <w:r>
-        <w:rPr>
-          <w:lang w:val="gu_IN" w:bidi="gu_IN"/>
-        </w:rPr>
-        <w:t>નામોનો અનુવાદ કરવો</w:t>
+        <w:t xml:space="preserve">(આ પણ જૂઓ: </w:t>
+      </w:r>
+      <w:r>
+        <w:rPr>
+          <w:lang w:val="gu_IN" w:bidi="gu_IN"/>
+        </w:rPr>
+        <w:t>બોધ આપવો</w:t>
+      </w:r>
+      <w:r>
+        <w:rPr>
+          <w:lang w:val="gu_IN" w:bidi="gu_IN"/>
+        </w:rPr>
+        <w:t xml:space="preserve">, </w:t>
+      </w:r>
+      <w:r>
+        <w:rPr>
+          <w:lang w:val="gu_IN" w:bidi="gu_IN"/>
+        </w:rPr>
+        <w:t>આજ્ઞા ન પાળવી</w:t>
       </w:r>
       <w:r>
         <w:rPr>
@@ -354,92 +370,6 @@
       </w:r>
     </w:p>
     <w:p>
-      <w:pPr/>
-      <w:r>
-        <w:rPr>
-          <w:lang w:val="gu_IN" w:bidi="gu_IN"/>
-        </w:rPr>
-      </w:r>
-      <w:r>
-        <w:rPr>
-          <w:lang w:val="gu_IN" w:bidi="gu_IN"/>
-        </w:rPr>
-        <w:t xml:space="preserve">(આ પણ જુઓ: </w:t>
-      </w:r>
-      <w:r>
-        <w:rPr>
-          <w:lang w:val="gu_IN" w:bidi="gu_IN"/>
-        </w:rPr>
-        <w:t>દાર્યવેશ</w:t>
-      </w:r>
-      <w:r>
-        <w:rPr>
-          <w:lang w:val="gu_IN" w:bidi="gu_IN"/>
-        </w:rPr>
-        <w:t xml:space="preserve">, </w:t>
-      </w:r>
-      <w:r>
-        <w:rPr>
-          <w:lang w:val="gu_IN" w:bidi="gu_IN"/>
-        </w:rPr>
-        <w:t>એઝરા</w:t>
-      </w:r>
-      <w:r>
-        <w:rPr>
-          <w:lang w:val="gu_IN" w:bidi="gu_IN"/>
-        </w:rPr>
-        <w:t xml:space="preserve">, </w:t>
-      </w:r>
-      <w:r>
-        <w:rPr>
-          <w:lang w:val="gu_IN" w:bidi="gu_IN"/>
-        </w:rPr>
-        <w:t>યહોશાફાટ</w:t>
-      </w:r>
-      <w:r>
-        <w:rPr>
-          <w:lang w:val="gu_IN" w:bidi="gu_IN"/>
-        </w:rPr>
-        <w:t xml:space="preserve">, </w:t>
-      </w:r>
-      <w:r>
-        <w:rPr>
-          <w:lang w:val="gu_IN" w:bidi="gu_IN"/>
-        </w:rPr>
-        <w:t>યરોબઆમ</w:t>
-      </w:r>
-      <w:r>
-        <w:rPr>
-          <w:lang w:val="gu_IN" w:bidi="gu_IN"/>
-        </w:rPr>
-        <w:t xml:space="preserve">, </w:t>
-      </w:r>
-      <w:r>
-        <w:rPr>
-          <w:lang w:val="gu_IN" w:bidi="gu_IN"/>
-        </w:rPr>
-        <w:t>નહેમ્યાહ</w:t>
-      </w:r>
-      <w:r>
-        <w:rPr>
-          <w:lang w:val="gu_IN" w:bidi="gu_IN"/>
-        </w:rPr>
-        <w:t>,</w:t>
-      </w:r>
-      <w:r>
-        <w:rPr>
-          <w:lang w:val="gu_IN" w:bidi="gu_IN"/>
-        </w:rPr>
-        <w:t>ઝરૂબ્બાબેલ</w:t>
-      </w:r>
-      <w:r>
-        <w:rPr>
-          <w:lang w:val="gu_IN" w:bidi="gu_IN"/>
-        </w:rPr>
-        <w:t>)</w:t>
-      </w:r>
-    </w:p>
-    <w:p>
       <w:pPr>
         <w:pStyle w:val="Heading3"/>
       </w:pPr>
@@ -447,7 +377,7 @@
         <w:rPr>
           <w:lang w:val="gu_IN" w:bidi="gu_IN"/>
         </w:rPr>
-        <w:t>બાઇબલ સંદર્ભો##</w:t>
+        <w:t>બાઈબલના સંદર્ભો:</w:t>
       </w:r>
     </w:p>
     <w:p>
@@ -470,7 +400,7 @@
             <w:color w:val="0000EE"/>
             <w:u w:val="single"/>
           </w:rPr>
-          <w:t>એઝરા 5:1–2</w:t>
+          <w:t>માર્ક 1:23–26</w:t>
         </w:r>
       </w:hyperlink>
     </w:p>
@@ -494,7 +424,7 @@
             <w:color w:val="0000EE"/>
             <w:u w:val="single"/>
           </w:rPr>
-          <w:t>માથ્થી 23:34–36</w:t>
+          <w:t>માર્ક 16:14–16</w:t>
         </w:r>
       </w:hyperlink>
     </w:p>
@@ -518,245 +448,9 @@
             <w:color w:val="0000EE"/>
             <w:u w:val="single"/>
           </w:rPr>
-          <w:t>ઝખાર્યા 1:1–3</w:t>
+          <w:t>માથ્થી 8:26–27</w:t>
         </w:r>
       </w:hyperlink>
-    </w:p>
-    <w:p>
-      <w:pPr>
-        <w:pStyle w:val="Heading3"/>
-      </w:pPr>
-      <w:r>
-        <w:rPr>
-          <w:lang w:val="gu_IN" w:bidi="gu_IN"/>
-        </w:rPr>
-        <w:t>શબ્દ માહિતી:</w:t>
-      </w:r>
-    </w:p>
-    <w:p>
-      <w:pPr>
-        <w:pStyle w:val="ListBullet"/>
-        <w:spacing w:line="240" w:lineRule="auto"/>
-        <w:ind w:left="720"/>
-      </w:pPr>
-      <w:r>
-        <w:rPr>
-          <w:lang w:val="gu_IN" w:bidi="gu_IN"/>
-        </w:rPr>
-      </w:r>
-      <w:r>
-        <w:rPr>
-          <w:lang w:val="gu_IN" w:bidi="gu_IN"/>
-        </w:rPr>
-        <w:t>Strong's: H2148</w:t>
-      </w:r>
-      <w:r>
-        <w:rPr>
-          <w:lang w:val="gu_IN" w:bidi="gu_IN"/>
-        </w:rPr>
-      </w:r>
-      <w:r>
-        <w:rPr>
-          <w:lang w:val="gu_IN" w:bidi="gu_IN"/>
-        </w:rPr>
-      </w:r>
-    </w:p>
-    <w:p>
-      <w:pPr/>
-      <w:r>
-        <w:rPr>
-          <w:lang w:val="gu_IN" w:bidi="gu_IN"/>
-        </w:rPr>
-      </w:r>
-    </w:p>
-    <w:p>
-      <w:pPr>
-        <w:pStyle w:val="Heading2"/>
-      </w:pPr>
-      <w:r>
-        <w:rPr>
-          <w:lang w:val="gu_IN" w:bidi="gu_IN"/>
-        </w:rPr>
-        <w:t>ઝખાર્યા (નવો કરાર)</w:t>
-      </w:r>
-      <w:r>
-        <w:rPr>
-          <w:lang w:val="gu_IN" w:bidi="gu_IN"/>
-        </w:rPr>
-      </w:r>
-    </w:p>
-    <w:p>
-      <w:pPr>
-        <w:pStyle w:val="Heading3"/>
-      </w:pPr>
-      <w:r>
-        <w:rPr>
-          <w:lang w:val="gu_IN" w:bidi="gu_IN"/>
-        </w:rPr>
-        <w:t>તથ્યો:</w:t>
-      </w:r>
-    </w:p>
-    <w:p>
-      <w:pPr/>
-      <w:r>
-        <w:rPr>
-          <w:lang w:val="gu_IN" w:bidi="gu_IN"/>
-        </w:rPr>
-      </w:r>
-      <w:r>
-        <w:rPr>
-          <w:lang w:val="gu_IN" w:bidi="gu_IN"/>
-        </w:rPr>
-        <w:t>નવાકરારમાં, ઝખાર્યા એક યહૂદી યાજક હતા જે યોહાન બાપ્તિસ્તના પિતા બન્યા.</w:t>
-      </w:r>
-    </w:p>
-    <w:p>
-      <w:pPr>
-        <w:pStyle w:val="ListBullet"/>
-        <w:spacing w:line="240" w:lineRule="auto"/>
-        <w:ind w:left="720"/>
-      </w:pPr>
-      <w:r>
-        <w:rPr>
-          <w:lang w:val="gu_IN" w:bidi="gu_IN"/>
-        </w:rPr>
-      </w:r>
-      <w:r>
-        <w:rPr>
-          <w:lang w:val="gu_IN" w:bidi="gu_IN"/>
-        </w:rPr>
-        <w:t>ઝખાર્યાએ ઈશ્વરને પ્રેમ કર્યો અને તેમને આધીન રહ્યા.</w:t>
-      </w:r>
-    </w:p>
-    <w:p>
-      <w:pPr>
-        <w:pStyle w:val="ListBullet"/>
-        <w:spacing w:line="240" w:lineRule="auto"/>
-        <w:ind w:left="720"/>
-      </w:pPr>
-      <w:r>
-        <w:rPr>
-          <w:lang w:val="gu_IN" w:bidi="gu_IN"/>
-        </w:rPr>
-      </w:r>
-      <w:r>
-        <w:rPr>
-          <w:lang w:val="gu_IN" w:bidi="gu_IN"/>
-        </w:rPr>
-        <w:t>ઘણાં વર્ષો સુધી ઝખાર્યા અને તેની પત્ની એલિસાબેતે, એક બાળક માટે હોય આતુરતાપૂર્વક પ્રાર્થના, પરંતુ તેમને એકે બાળક ન હતું.</w:t>
-        <w:br/>
-      </w:r>
-      <w:r>
-        <w:rPr>
-          <w:lang w:val="gu_IN" w:bidi="gu_IN"/>
-        </w:rPr>
-        <w:t>પછી જ્યારે તેઓ ખૂબ વૃદ્ધ હતા, ત્યારે દેવે તેમની પ્રાર્થનાનો જવાબ આપ્યો અને તેમને એક પુત્ર આપ્યો.</w:t>
-      </w:r>
-    </w:p>
-    <w:p>
-      <w:pPr>
-        <w:pStyle w:val="ListBullet"/>
-        <w:spacing w:line="240" w:lineRule="auto"/>
-        <w:ind w:left="720"/>
-      </w:pPr>
-      <w:r>
-        <w:rPr>
-          <w:lang w:val="gu_IN" w:bidi="gu_IN"/>
-        </w:rPr>
-      </w:r>
-      <w:r>
-        <w:rPr>
-          <w:lang w:val="gu_IN" w:bidi="gu_IN"/>
-        </w:rPr>
-        <w:t>ઝખાર્યાએ ભવિષ્ય ભાખ્યું હતું કે તેનો દીકરો યોહાન પ્રબોધક હશે કે જે મસીહ માટે માર્ગની જાહેરાત કરશે અને તૈયાર કરશે.</w:t>
-      </w:r>
-    </w:p>
-    <w:p>
-      <w:pPr/>
-      <w:r>
-        <w:rPr>
-          <w:lang w:val="gu_IN" w:bidi="gu_IN"/>
-        </w:rPr>
-      </w:r>
-      <w:r>
-        <w:rPr>
-          <w:lang w:val="gu_IN" w:bidi="gu_IN"/>
-        </w:rPr>
-        <w:t xml:space="preserve">(અનુવાદ માટેના સૂચનો: </w:t>
-      </w:r>
-      <w:r>
-        <w:rPr>
-          <w:lang w:val="gu_IN" w:bidi="gu_IN"/>
-        </w:rPr>
-        <w:t>નામોનો અનુવાદ કેવી રીતે કરવો</w:t>
-      </w:r>
-      <w:r>
-        <w:rPr>
-          <w:lang w:val="gu_IN" w:bidi="gu_IN"/>
-        </w:rPr>
-        <w:t>)</w:t>
-      </w:r>
-    </w:p>
-    <w:p>
-      <w:pPr/>
-      <w:r>
-        <w:rPr>
-          <w:lang w:val="gu_IN" w:bidi="gu_IN"/>
-        </w:rPr>
-      </w:r>
-      <w:r>
-        <w:rPr>
-          <w:lang w:val="gu_IN" w:bidi="gu_IN"/>
-        </w:rPr>
-        <w:t xml:space="preserve">(આ પણ જુઓ: </w:t>
-      </w:r>
-      <w:r>
-        <w:rPr>
-          <w:lang w:val="gu_IN" w:bidi="gu_IN"/>
-        </w:rPr>
-        <w:t>ખ્રિસ્ત</w:t>
-      </w:r>
-      <w:r>
-        <w:rPr>
-          <w:lang w:val="gu_IN" w:bidi="gu_IN"/>
-        </w:rPr>
-        <w:t xml:space="preserve">, </w:t>
-      </w:r>
-      <w:r>
-        <w:rPr>
-          <w:lang w:val="gu_IN" w:bidi="gu_IN"/>
-        </w:rPr>
-        <w:t>એલિસાબેત</w:t>
-      </w:r>
-      <w:r>
-        <w:rPr>
-          <w:lang w:val="gu_IN" w:bidi="gu_IN"/>
-        </w:rPr>
-        <w:t xml:space="preserve">, </w:t>
-      </w:r>
-      <w:r>
-        <w:rPr>
-          <w:lang w:val="gu_IN" w:bidi="gu_IN"/>
-        </w:rPr>
-        <w:t>પ્રબોધક</w:t>
-      </w:r>
-      <w:r>
-        <w:rPr>
-          <w:lang w:val="gu_IN" w:bidi="gu_IN"/>
-        </w:rPr>
-        <w:t>)</w:t>
-      </w:r>
-    </w:p>
-    <w:p>
-      <w:pPr>
-        <w:pStyle w:val="Heading3"/>
-      </w:pPr>
-      <w:r>
-        <w:rPr>
-          <w:lang w:val="gu_IN" w:bidi="gu_IN"/>
-        </w:rPr>
-        <w:t>બાઇબલ સંદર્ભો##</w:t>
-      </w:r>
     </w:p>
     <w:p>
       <w:pPr>
@@ -778,9 +472,219 @@
             <w:color w:val="0000EE"/>
             <w:u w:val="single"/>
           </w:rPr>
-          <w:t>લૂક 1:5–7</w:t>
+          <w:t>માથ્થી 17:17–18</w:t>
         </w:r>
       </w:hyperlink>
+    </w:p>
+    <w:p>
+      <w:pPr>
+        <w:pStyle w:val="Heading3"/>
+      </w:pPr>
+      <w:r>
+        <w:rPr>
+          <w:lang w:val="gu_IN" w:bidi="gu_IN"/>
+        </w:rPr>
+        <w:t>શબ્દ માહિતી:</w:t>
+      </w:r>
+    </w:p>
+    <w:p>
+      <w:pPr>
+        <w:pStyle w:val="ListBullet"/>
+        <w:spacing w:line="240" w:lineRule="auto"/>
+        <w:ind w:left="720"/>
+      </w:pPr>
+      <w:r>
+        <w:rPr>
+          <w:lang w:val="gu_IN" w:bidi="gu_IN"/>
+        </w:rPr>
+      </w:r>
+      <w:r>
+        <w:rPr>
+          <w:lang w:val="gu_IN" w:bidi="gu_IN"/>
+        </w:rPr>
+        <w:t>Strong's: H1605, H1606, H2778, H2781, H3198, H4045, H4148, H8156, H8433, G298, G299, G1649, G1651, G1969, G2008, G3679</w:t>
+      </w:r>
+      <w:r>
+        <w:rPr>
+          <w:lang w:val="gu_IN" w:bidi="gu_IN"/>
+        </w:rPr>
+      </w:r>
+      <w:r>
+        <w:rPr>
+          <w:lang w:val="gu_IN" w:bidi="gu_IN"/>
+        </w:rPr>
+      </w:r>
+    </w:p>
+    <w:p>
+      <w:pPr/>
+      <w:r>
+        <w:rPr>
+          <w:lang w:val="gu_IN" w:bidi="gu_IN"/>
+        </w:rPr>
+      </w:r>
+    </w:p>
+    <w:p>
+      <w:pPr>
+        <w:pStyle w:val="Heading2"/>
+      </w:pPr>
+      <w:r>
+        <w:rPr>
+          <w:lang w:val="gu_IN" w:bidi="gu_IN"/>
+        </w:rPr>
+        <w:t>ઠપકો, નિંદા કરવી, નિંદા કરે છે, નિંદા કરી, નિંદા કરતું, નિંદાખોરીથી</w:t>
+      </w:r>
+      <w:r>
+        <w:rPr>
+          <w:lang w:val="gu_IN" w:bidi="gu_IN"/>
+        </w:rPr>
+      </w:r>
+    </w:p>
+    <w:p>
+      <w:pPr>
+        <w:pStyle w:val="Heading3"/>
+      </w:pPr>
+      <w:r>
+        <w:rPr>
+          <w:lang w:val="gu_IN" w:bidi="gu_IN"/>
+        </w:rPr>
+        <w:t>વ્યાખ્યા:</w:t>
+      </w:r>
+    </w:p>
+    <w:p>
+      <w:pPr/>
+      <w:r>
+        <w:rPr>
+          <w:lang w:val="gu_IN" w:bidi="gu_IN"/>
+        </w:rPr>
+      </w:r>
+      <w:r>
+        <w:rPr>
+          <w:lang w:val="gu_IN" w:bidi="gu_IN"/>
+        </w:rPr>
+        <w:t>કોઇની નિંદા કરવાનો અર્થ તે વ્યક્તિના ચારિત્ર્ય કે વર્તનની ટીકા કરવી કે તેને ખોટું ઠરાવવું એવો થાય છે.</w:t>
+        <w:br/>
+      </w:r>
+      <w:r>
+        <w:rPr>
+          <w:lang w:val="gu_IN" w:bidi="gu_IN"/>
+        </w:rPr>
+        <w:t>નિંદા એ વ્યક્તિ માટેની નકારાત્મક ટીપણી છે.</w:t>
+      </w:r>
+    </w:p>
+    <w:p>
+      <w:pPr>
+        <w:pStyle w:val="ListBullet"/>
+        <w:spacing w:line="240" w:lineRule="auto"/>
+        <w:ind w:left="720"/>
+      </w:pPr>
+      <w:r>
+        <w:rPr>
+          <w:lang w:val="gu_IN" w:bidi="gu_IN"/>
+        </w:rPr>
+      </w:r>
+      <w:r>
+        <w:rPr>
+          <w:lang w:val="gu_IN" w:bidi="gu_IN"/>
+        </w:rPr>
+        <w:t>કોઈ વ્યક્તિ “નિંદાથી પર છે” અથવા તો “નિંદાથી દૂર છે” અથવા તો “નિંદારહિત છે” તો તેનો અર્થ એ થાય છે કે તે વ્યક્તિ ઈશ્વરપારાયણ રીતે વર્તે છે અને તેની ટીકા કરવા માટે વધારે કહી ન શકાય એવી છે કે ટીકા કરવા કશું જ નથી એવો થાય છે.</w:t>
+      </w:r>
+    </w:p>
+    <w:p>
+      <w:pPr>
+        <w:pStyle w:val="ListBullet"/>
+        <w:spacing w:line="240" w:lineRule="auto"/>
+        <w:ind w:left="720"/>
+      </w:pPr>
+      <w:r>
+        <w:rPr>
+          <w:lang w:val="gu_IN" w:bidi="gu_IN"/>
+        </w:rPr>
+      </w:r>
+      <w:r>
+        <w:rPr>
+          <w:lang w:val="gu_IN" w:bidi="gu_IN"/>
+        </w:rPr>
+        <w:t>“નિંદા” શબ્દનો અનુવાદ “આરોપ” અથવા તો “શરમ” અથવા તો “કલંક” તરીકે કરી શકાય.</w:t>
+      </w:r>
+    </w:p>
+    <w:p>
+      <w:pPr>
+        <w:pStyle w:val="ListBullet"/>
+        <w:spacing w:line="240" w:lineRule="auto"/>
+        <w:ind w:left="720"/>
+      </w:pPr>
+      <w:r>
+        <w:rPr>
+          <w:lang w:val="gu_IN" w:bidi="gu_IN"/>
+        </w:rPr>
+      </w:r>
+      <w:r>
+        <w:rPr>
+          <w:lang w:val="gu_IN" w:bidi="gu_IN"/>
+        </w:rPr>
+        <w:t>“નિંદા” કરવીનો અનુવાદ સંદર્ભ અનુસાર “ઠપકો આપવો” અથવા તો “તહોમત મૂકવું” અથવા તો “ટીકા કરવી” તરીકે કરી શકાય.</w:t>
+      </w:r>
+    </w:p>
+    <w:p>
+      <w:pPr/>
+      <w:r>
+        <w:rPr>
+          <w:lang w:val="gu_IN" w:bidi="gu_IN"/>
+        </w:rPr>
+      </w:r>
+      <w:r>
+        <w:rPr>
+          <w:lang w:val="gu_IN" w:bidi="gu_IN"/>
+        </w:rPr>
+        <w:t xml:space="preserve">(આ પણ જૂઓ: </w:t>
+      </w:r>
+      <w:r>
+        <w:rPr>
+          <w:lang w:val="gu_IN" w:bidi="gu_IN"/>
+        </w:rPr>
+        <w:t>તહોમત મૂકવું</w:t>
+      </w:r>
+      <w:r>
+        <w:rPr>
+          <w:lang w:val="gu_IN" w:bidi="gu_IN"/>
+        </w:rPr>
+        <w:t xml:space="preserve">, </w:t>
+      </w:r>
+      <w:r>
+        <w:rPr>
+          <w:lang w:val="gu_IN" w:bidi="gu_IN"/>
+        </w:rPr>
+        <w:t>ઠપકો આપવો</w:t>
+      </w:r>
+      <w:r>
+        <w:rPr>
+          <w:lang w:val="gu_IN" w:bidi="gu_IN"/>
+        </w:rPr>
+        <w:t xml:space="preserve">, </w:t>
+      </w:r>
+      <w:r>
+        <w:rPr>
+          <w:lang w:val="gu_IN" w:bidi="gu_IN"/>
+        </w:rPr>
+        <w:t>શરમ</w:t>
+      </w:r>
+      <w:r>
+        <w:rPr>
+          <w:lang w:val="gu_IN" w:bidi="gu_IN"/>
+        </w:rPr>
+        <w:t>)</w:t>
+      </w:r>
+    </w:p>
+    <w:p>
+      <w:pPr>
+        <w:pStyle w:val="Heading3"/>
+      </w:pPr>
+      <w:r>
+        <w:rPr>
+          <w:lang w:val="gu_IN" w:bidi="gu_IN"/>
+        </w:rPr>
+        <w:t>બાઇબલના સંદર્ભો:</w:t>
+      </w:r>
     </w:p>
     <w:p>
       <w:pPr>
@@ -802,7 +706,7 @@
             <w:color w:val="0000EE"/>
             <w:u w:val="single"/>
           </w:rPr>
-          <w:t>લૂક 1:21–23</w:t>
+          <w:t>1 તિમોથી 5:7–8</w:t>
         </w:r>
       </w:hyperlink>
     </w:p>
@@ -826,7 +730,7 @@
             <w:color w:val="0000EE"/>
             <w:u w:val="single"/>
           </w:rPr>
-          <w:t>લૂક 1:39–41</w:t>
+          <w:t>1 તિમોથી 6:13–14</w:t>
         </w:r>
       </w:hyperlink>
     </w:p>
@@ -850,428 +754,9 @@
             <w:color w:val="0000EE"/>
             <w:u w:val="single"/>
           </w:rPr>
-          <w:t>લૂક 3:1–2</w:t>
+          <w:t>યર્મિયા 15:15–16</w:t>
         </w:r>
       </w:hyperlink>
-    </w:p>
-    <w:p>
-      <w:pPr>
-        <w:pStyle w:val="Heading3"/>
-      </w:pPr>
-      <w:r>
-        <w:rPr>
-          <w:lang w:val="gu_IN" w:bidi="gu_IN"/>
-        </w:rPr>
-        <w:t>બાઇબલ વાર્તાઓમાંથી ઉદાહરણો:</w:t>
-      </w:r>
-    </w:p>
-    <w:p>
-      <w:pPr>
-        <w:pStyle w:val="ListBullet"/>
-        <w:spacing w:line="240" w:lineRule="auto"/>
-        <w:ind w:left="720"/>
-      </w:pPr>
-      <w:r>
-        <w:rPr>
-          <w:lang w:val="gu_IN" w:bidi="gu_IN"/>
-        </w:rPr>
-      </w:r>
-      <w:r>
-        <w:rPr>
-          <w:b/>
-          <w:lang w:val="gu_IN" w:bidi="gu_IN"/>
-        </w:rPr>
-        <w:t>22:1</w:t>
-      </w:r>
-      <w:r>
-        <w:rPr>
-          <w:lang w:val="gu_IN" w:bidi="gu_IN"/>
-        </w:rPr>
-        <w:t xml:space="preserve"> અચાનક એક દૂત દેવના સંદેશા સાથે </w:t>
-      </w:r>
-      <w:r>
-        <w:rPr>
-          <w:b/>
-          <w:lang w:val="gu_IN" w:bidi="gu_IN"/>
-        </w:rPr>
-        <w:t>ઝખાર્યા</w:t>
-      </w:r>
-      <w:r>
-        <w:rPr>
-          <w:lang w:val="gu_IN" w:bidi="gu_IN"/>
-        </w:rPr>
-        <w:t xml:space="preserve"> નામના વૃદ્ધ યાજક પાસે આવ્યો. </w:t>
-      </w:r>
-      <w:r>
-        <w:rPr>
-          <w:b/>
-          <w:lang w:val="gu_IN" w:bidi="gu_IN"/>
-        </w:rPr>
-        <w:t>ઝખાર્યા</w:t>
-      </w:r>
-      <w:r>
-        <w:rPr>
-          <w:lang w:val="gu_IN" w:bidi="gu_IN"/>
-        </w:rPr>
-        <w:t xml:space="preserve"> અને તેની પત્ની, એલિસાબેત, ઈશ્વરપરાયણ લોકો હતા, પરંતુ તે કોઈ પણ બાળકો ધરાવવા અશક્ત હતા.</w:t>
-      </w:r>
-    </w:p>
-    <w:p>
-      <w:pPr>
-        <w:pStyle w:val="ListBullet"/>
-        <w:spacing w:line="240" w:lineRule="auto"/>
-        <w:ind w:left="720"/>
-      </w:pPr>
-      <w:r>
-        <w:rPr>
-          <w:lang w:val="gu_IN" w:bidi="gu_IN"/>
-        </w:rPr>
-      </w:r>
-      <w:r>
-        <w:rPr>
-          <w:b/>
-          <w:lang w:val="gu_IN" w:bidi="gu_IN"/>
-        </w:rPr>
-        <w:t>22:2</w:t>
-      </w:r>
-      <w:r>
-        <w:rPr>
-          <w:lang w:val="gu_IN" w:bidi="gu_IN"/>
-        </w:rPr>
-        <w:t xml:space="preserve"> દૂતે </w:t>
-      </w:r>
-      <w:r>
-        <w:rPr>
-          <w:b/>
-          <w:lang w:val="gu_IN" w:bidi="gu_IN"/>
-        </w:rPr>
-        <w:t>ઝખાર્યાને</w:t>
-      </w:r>
-      <w:r>
-        <w:rPr>
-          <w:lang w:val="gu_IN" w:bidi="gu_IN"/>
-        </w:rPr>
-        <w:t xml:space="preserve"> કહ્યું, "તમારી પત્નીને એક પુત્ર થશે.</w:t>
-        <w:br/>
-      </w:r>
-      <w:r>
-        <w:rPr>
-          <w:lang w:val="gu_IN" w:bidi="gu_IN"/>
-        </w:rPr>
-        <w:t>તમે તેને યોહાન નામ આપજો. "</w:t>
-      </w:r>
-    </w:p>
-    <w:p>
-      <w:pPr>
-        <w:pStyle w:val="ListBullet"/>
-        <w:spacing w:line="240" w:lineRule="auto"/>
-        <w:ind w:left="720"/>
-      </w:pPr>
-      <w:r>
-        <w:rPr>
-          <w:lang w:val="gu_IN" w:bidi="gu_IN"/>
-        </w:rPr>
-      </w:r>
-      <w:r>
-        <w:rPr>
-          <w:b/>
-          <w:lang w:val="gu_IN" w:bidi="gu_IN"/>
-        </w:rPr>
-        <w:t>22:3</w:t>
-      </w:r>
-      <w:r>
-        <w:rPr>
-          <w:lang w:val="gu_IN" w:bidi="gu_IN"/>
-        </w:rPr>
-        <w:t xml:space="preserve"> તરત જ, </w:t>
-      </w:r>
-      <w:r>
-        <w:rPr>
-          <w:b/>
-          <w:lang w:val="gu_IN" w:bidi="gu_IN"/>
-        </w:rPr>
-        <w:t>ઝખાર્યા</w:t>
-      </w:r>
-      <w:r>
-        <w:rPr>
-          <w:lang w:val="gu_IN" w:bidi="gu_IN"/>
-        </w:rPr>
-        <w:t xml:space="preserve"> બોલવામાં અસમર્થ હતો.</w:t>
-      </w:r>
-    </w:p>
-    <w:p>
-      <w:pPr>
-        <w:pStyle w:val="ListBullet"/>
-        <w:spacing w:line="240" w:lineRule="auto"/>
-        <w:ind w:left="720"/>
-      </w:pPr>
-      <w:r>
-        <w:rPr>
-          <w:lang w:val="gu_IN" w:bidi="gu_IN"/>
-        </w:rPr>
-      </w:r>
-      <w:r>
-        <w:rPr>
-          <w:b/>
-          <w:lang w:val="gu_IN" w:bidi="gu_IN"/>
-        </w:rPr>
-        <w:t>22:7</w:t>
-      </w:r>
-      <w:r>
-        <w:rPr>
-          <w:lang w:val="gu_IN" w:bidi="gu_IN"/>
-        </w:rPr>
-        <w:t xml:space="preserve"> પછી ઈશ્વરે </w:t>
-      </w:r>
-      <w:r>
-        <w:rPr>
-          <w:b/>
-          <w:lang w:val="gu_IN" w:bidi="gu_IN"/>
-        </w:rPr>
-        <w:t>ઝખાર્યા</w:t>
-      </w:r>
-      <w:r>
-        <w:rPr>
-          <w:lang w:val="gu_IN" w:bidi="gu_IN"/>
-        </w:rPr>
-        <w:t xml:space="preserve"> ને ફરીથી બોલવાની છૂટ આપી.</w:t>
-      </w:r>
-    </w:p>
-    <w:p>
-      <w:pPr>
-        <w:pStyle w:val="Heading3"/>
-      </w:pPr>
-      <w:r>
-        <w:rPr>
-          <w:lang w:val="gu_IN" w:bidi="gu_IN"/>
-        </w:rPr>
-        <w:t>શબ્દ માહિતી:</w:t>
-      </w:r>
-    </w:p>
-    <w:p>
-      <w:pPr>
-        <w:pStyle w:val="ListBullet"/>
-        <w:spacing w:line="240" w:lineRule="auto"/>
-        <w:ind w:left="720"/>
-      </w:pPr>
-      <w:r>
-        <w:rPr>
-          <w:lang w:val="gu_IN" w:bidi="gu_IN"/>
-        </w:rPr>
-      </w:r>
-      <w:r>
-        <w:rPr>
-          <w:lang w:val="gu_IN" w:bidi="gu_IN"/>
-        </w:rPr>
-        <w:t>Strong's: G2197</w:t>
-      </w:r>
-      <w:r>
-        <w:rPr>
-          <w:lang w:val="gu_IN" w:bidi="gu_IN"/>
-        </w:rPr>
-      </w:r>
-      <w:r>
-        <w:rPr>
-          <w:lang w:val="gu_IN" w:bidi="gu_IN"/>
-        </w:rPr>
-      </w:r>
-    </w:p>
-    <w:p>
-      <w:pPr/>
-      <w:r>
-        <w:rPr>
-          <w:lang w:val="gu_IN" w:bidi="gu_IN"/>
-        </w:rPr>
-      </w:r>
-    </w:p>
-    <w:p>
-      <w:pPr>
-        <w:pStyle w:val="Heading2"/>
-      </w:pPr>
-      <w:r>
-        <w:rPr>
-          <w:lang w:val="gu_IN" w:bidi="gu_IN"/>
-        </w:rPr>
-        <w:t>ઝબદી</w:t>
-      </w:r>
-      <w:r>
-        <w:rPr>
-          <w:lang w:val="gu_IN" w:bidi="gu_IN"/>
-        </w:rPr>
-      </w:r>
-    </w:p>
-    <w:p>
-      <w:pPr>
-        <w:pStyle w:val="Heading3"/>
-      </w:pPr>
-      <w:r>
-        <w:rPr>
-          <w:lang w:val="gu_IN" w:bidi="gu_IN"/>
-        </w:rPr>
-        <w:t>તથ્યો:</w:t>
-      </w:r>
-    </w:p>
-    <w:p>
-      <w:pPr/>
-      <w:r>
-        <w:rPr>
-          <w:lang w:val="gu_IN" w:bidi="gu_IN"/>
-        </w:rPr>
-      </w:r>
-      <w:r>
-        <w:rPr>
-          <w:lang w:val="gu_IN" w:bidi="gu_IN"/>
-        </w:rPr>
-        <w:t>ઝબદી ગાલીલનો માછીમાર હતો, જે તેના પુત્રો, યાકૂબ અને યોહાનને કારણે ઓળખાય છે, જે ઈસુના શિષ્યો હતા.</w:t>
-        <w:br/>
-      </w:r>
-      <w:r>
-        <w:rPr>
-          <w:lang w:val="gu_IN" w:bidi="gu_IN"/>
-        </w:rPr>
-        <w:t>તેઓ નવા કરારમાં "ઝબદીના પુત્રો" તરીકે ઓળખવામાં આવે છે.</w:t>
-      </w:r>
-    </w:p>
-    <w:p>
-      <w:pPr>
-        <w:pStyle w:val="ListBullet"/>
-        <w:spacing w:line="240" w:lineRule="auto"/>
-        <w:ind w:left="720"/>
-      </w:pPr>
-      <w:r>
-        <w:rPr>
-          <w:lang w:val="gu_IN" w:bidi="gu_IN"/>
-        </w:rPr>
-      </w:r>
-      <w:r>
-        <w:rPr>
-          <w:lang w:val="gu_IN" w:bidi="gu_IN"/>
-        </w:rPr>
-        <w:t>ઝબદીના પુત્રો માછીમારો હતા અને માછલી પકડવા માટે તેમની સાથે કામ કરતા હતા.</w:t>
-      </w:r>
-    </w:p>
-    <w:p>
-      <w:pPr>
-        <w:pStyle w:val="ListBullet"/>
-        <w:spacing w:line="240" w:lineRule="auto"/>
-        <w:ind w:left="720"/>
-      </w:pPr>
-      <w:r>
-        <w:rPr>
-          <w:lang w:val="gu_IN" w:bidi="gu_IN"/>
-        </w:rPr>
-      </w:r>
-      <w:r>
-        <w:rPr>
-          <w:lang w:val="gu_IN" w:bidi="gu_IN"/>
-        </w:rPr>
-        <w:t>યાકૂબ અને યોહાને તેમના માછીમારીને તેમના પિતા ઝબદી સાથે છોડી દીધી અને ઈસુને અનુસરવા છોડી દીધી.</w:t>
-      </w:r>
-    </w:p>
-    <w:p>
-      <w:pPr/>
-      <w:r>
-        <w:rPr>
-          <w:lang w:val="gu_IN" w:bidi="gu_IN"/>
-        </w:rPr>
-      </w:r>
-      <w:r>
-        <w:rPr>
-          <w:lang w:val="gu_IN" w:bidi="gu_IN"/>
-        </w:rPr>
-        <w:t xml:space="preserve">(અનુવાદ માટેના સૂચનો: </w:t>
-      </w:r>
-      <w:r>
-        <w:rPr>
-          <w:lang w:val="gu_IN" w:bidi="gu_IN"/>
-        </w:rPr>
-        <w:t>નામોનો અનુવાદ કેવી રીતે કરવો</w:t>
-      </w:r>
-      <w:r>
-        <w:rPr>
-          <w:lang w:val="gu_IN" w:bidi="gu_IN"/>
-        </w:rPr>
-        <w:t>)</w:t>
-      </w:r>
-    </w:p>
-    <w:p>
-      <w:pPr/>
-      <w:r>
-        <w:rPr>
-          <w:lang w:val="gu_IN" w:bidi="gu_IN"/>
-        </w:rPr>
-      </w:r>
-      <w:r>
-        <w:rPr>
-          <w:lang w:val="gu_IN" w:bidi="gu_IN"/>
-        </w:rPr>
-        <w:t xml:space="preserve">(આ પણ જુઓ: </w:t>
-      </w:r>
-      <w:r>
-        <w:rPr>
-          <w:lang w:val="gu_IN" w:bidi="gu_IN"/>
-        </w:rPr>
-        <w:t>શિષ્ય</w:t>
-      </w:r>
-      <w:r>
-        <w:rPr>
-          <w:lang w:val="gu_IN" w:bidi="gu_IN"/>
-        </w:rPr>
-        <w:t>,[માછીમારો,</w:t>
-      </w:r>
-      <w:r>
-        <w:rPr>
-          <w:lang w:val="gu_IN" w:bidi="gu_IN"/>
-        </w:rPr>
-        <w:t>યાકૂબ)ઝબદીનો પુત્ર)</w:t>
-      </w:r>
-      <w:r>
-        <w:rPr>
-          <w:lang w:val="gu_IN" w:bidi="gu_IN"/>
-        </w:rPr>
-        <w:t xml:space="preserve">, </w:t>
-      </w:r>
-      <w:r>
-        <w:rPr>
-          <w:lang w:val="gu_IN" w:bidi="gu_IN"/>
-        </w:rPr>
-        <w:t>યોહાન )પ્રેષિત)</w:t>
-      </w:r>
-      <w:r>
-        <w:rPr>
-          <w:lang w:val="gu_IN" w:bidi="gu_IN"/>
-        </w:rPr>
-        <w:t>)</w:t>
-      </w:r>
-    </w:p>
-    <w:p>
-      <w:pPr>
-        <w:pStyle w:val="Heading3"/>
-      </w:pPr>
-      <w:r>
-        <w:rPr>
-          <w:lang w:val="gu_IN" w:bidi="gu_IN"/>
-        </w:rPr>
-        <w:t>બાઇબલના સંદર્ભો:</w:t>
-      </w:r>
-    </w:p>
-    <w:p>
-      <w:pPr>
-        <w:pStyle w:val="ListBullet"/>
-        <w:spacing w:line="240" w:lineRule="auto"/>
-        <w:ind w:left="720"/>
-      </w:pPr>
-      <w:r>
-        <w:rPr>
-          <w:lang w:val="gu_IN" w:bidi="gu_IN"/>
-        </w:rPr>
-      </w:r>
-      <w:r>
-        <w:rPr>
-          <w:lang w:val="gu_IN" w:bidi="gu_IN"/>
-        </w:rPr>
-        <w:t>યોહાન 21:1–3</w:t>
-      </w:r>
     </w:p>
     <w:p>
       <w:pPr>
@@ -1293,7 +778,7 @@
             <w:color w:val="0000EE"/>
             <w:u w:val="single"/>
           </w:rPr>
-          <w:t>લૂક 5:8–11</w:t>
+          <w:t>અયૂબ 16:9–10</w:t>
         </w:r>
       </w:hyperlink>
     </w:p>
@@ -1317,9 +802,266 @@
             <w:color w:val="0000EE"/>
             <w:u w:val="single"/>
           </w:rPr>
-          <w:t>માર્ક 1:19–20</w:t>
+          <w:t>નીતિવચનો 18:3–4</w:t>
         </w:r>
       </w:hyperlink>
+    </w:p>
+    <w:p>
+      <w:pPr>
+        <w:pStyle w:val="Heading3"/>
+      </w:pPr>
+      <w:r>
+        <w:rPr>
+          <w:lang w:val="gu_IN" w:bidi="gu_IN"/>
+        </w:rPr>
+        <w:t>શબ્દ માહિતી:</w:t>
+      </w:r>
+    </w:p>
+    <w:p>
+      <w:pPr>
+        <w:pStyle w:val="ListBullet"/>
+        <w:spacing w:line="240" w:lineRule="auto"/>
+        <w:ind w:left="720"/>
+      </w:pPr>
+      <w:r>
+        <w:rPr>
+          <w:lang w:val="gu_IN" w:bidi="gu_IN"/>
+        </w:rPr>
+      </w:r>
+      <w:r>
+        <w:rPr>
+          <w:lang w:val="gu_IN" w:bidi="gu_IN"/>
+        </w:rPr>
+        <w:t>Strong's: H1421, H1442, H2617, H2659, H2778, H2781, H3637, H3639, H7036, G410, G423, G819, G3059, G3679, G3680, G3681, G5195, G5196, G5484</w:t>
+      </w:r>
+      <w:r>
+        <w:rPr>
+          <w:lang w:val="gu_IN" w:bidi="gu_IN"/>
+        </w:rPr>
+      </w:r>
+      <w:r>
+        <w:rPr>
+          <w:lang w:val="gu_IN" w:bidi="gu_IN"/>
+        </w:rPr>
+      </w:r>
+    </w:p>
+    <w:p>
+      <w:pPr/>
+      <w:r>
+        <w:rPr>
+          <w:lang w:val="gu_IN" w:bidi="gu_IN"/>
+        </w:rPr>
+      </w:r>
+    </w:p>
+    <w:p>
+      <w:pPr>
+        <w:pStyle w:val="Heading2"/>
+      </w:pPr>
+      <w:r>
+        <w:rPr>
+          <w:lang w:val="gu_IN" w:bidi="gu_IN"/>
+        </w:rPr>
+        <w:t>ઠરાવવું, નિયુક્ત કર્યો, દીક્ષા આપવી, ઘણાં સમય પહેલાં આયોજીત કરેલ, તૈયાર કરેલ</w:t>
+      </w:r>
+      <w:r>
+        <w:rPr>
+          <w:lang w:val="gu_IN" w:bidi="gu_IN"/>
+        </w:rPr>
+      </w:r>
+    </w:p>
+    <w:p>
+      <w:pPr>
+        <w:pStyle w:val="Heading3"/>
+      </w:pPr>
+      <w:r>
+        <w:rPr>
+          <w:lang w:val="gu_IN" w:bidi="gu_IN"/>
+        </w:rPr>
+        <w:t>વ્યાખ્યા:</w:t>
+      </w:r>
+    </w:p>
+    <w:p>
+      <w:pPr/>
+      <w:r>
+        <w:rPr>
+          <w:lang w:val="gu_IN" w:bidi="gu_IN"/>
+        </w:rPr>
+      </w:r>
+      <w:r>
+        <w:rPr>
+          <w:lang w:val="gu_IN" w:bidi="gu_IN"/>
+        </w:rPr>
+        <w:t>ઠરાવવાનો અર્થ કોઈ ખાસ કાર્ય કે ભૂમિકા માટે વ્યક્તિને નિયુક્ત કરવો થાય છે. તેનો અર્થ એ પણ થાય છે કે ઔપચારિક રીતે નિયમ કે કાયદો બનાવવો.</w:t>
+      </w:r>
+    </w:p>
+    <w:p>
+      <w:pPr>
+        <w:pStyle w:val="ListBullet"/>
+        <w:spacing w:line="240" w:lineRule="auto"/>
+        <w:ind w:left="720"/>
+      </w:pPr>
+      <w:r>
+        <w:rPr>
+          <w:lang w:val="gu_IN" w:bidi="gu_IN"/>
+        </w:rPr>
+      </w:r>
+      <w:r>
+        <w:rPr>
+          <w:lang w:val="gu_IN" w:bidi="gu_IN"/>
+        </w:rPr>
+        <w:t>“ઠરાવવું” શબ્દ ઘણીવાર કોઈકને ઔપચારિક રીતે યાજક, સેવક અથવા તો ધાર્મિક શિક્ષક તરીકે નિયુક્ત કરવાનો ઉલ્લેખ કરે છે.</w:t>
+      </w:r>
+    </w:p>
+    <w:p>
+      <w:pPr>
+        <w:pStyle w:val="ListBullet"/>
+        <w:spacing w:line="240" w:lineRule="auto"/>
+        <w:ind w:left="720"/>
+      </w:pPr>
+      <w:r>
+        <w:rPr>
+          <w:lang w:val="gu_IN" w:bidi="gu_IN"/>
+        </w:rPr>
+      </w:r>
+      <w:r>
+        <w:rPr>
+          <w:lang w:val="gu_IN" w:bidi="gu_IN"/>
+        </w:rPr>
+        <w:t>ઉદાહરણ તરીકે, ઈશ્વરે હારુન તથા તેના વંશજોને યાજકો થવા ઠરાવ્યા.</w:t>
+      </w:r>
+    </w:p>
+    <w:p>
+      <w:pPr>
+        <w:pStyle w:val="ListBullet"/>
+        <w:spacing w:line="240" w:lineRule="auto"/>
+        <w:ind w:left="720"/>
+      </w:pPr>
+      <w:r>
+        <w:rPr>
+          <w:lang w:val="gu_IN" w:bidi="gu_IN"/>
+        </w:rPr>
+      </w:r>
+      <w:r>
+        <w:rPr>
+          <w:lang w:val="gu_IN" w:bidi="gu_IN"/>
+        </w:rPr>
+        <w:t>તેનો અર્થ કશુંક શરુ કરવું અથવા તો સ્થાપિત કરવું એવો પણ થઇ શકે, જેમ કે ધાર્મિક પર્વ અથવા તો કરાર સ્થાપવો.</w:t>
+      </w:r>
+    </w:p>
+    <w:p>
+      <w:pPr>
+        <w:pStyle w:val="ListBullet"/>
+        <w:spacing w:line="240" w:lineRule="auto"/>
+        <w:ind w:left="720"/>
+      </w:pPr>
+      <w:r>
+        <w:rPr>
+          <w:lang w:val="gu_IN" w:bidi="gu_IN"/>
+        </w:rPr>
+      </w:r>
+      <w:r>
+        <w:rPr>
+          <w:lang w:val="gu_IN" w:bidi="gu_IN"/>
+        </w:rPr>
+        <w:t>સંદર્ભ અનુસાર, “ઠરાવવું” નો અનુવાદ “સોંપવું” અથવા તો “નિયુક્ત કરવું” અથવા તો “આજ્ઞા કરવી” અથવા તો “નિયમ બનાવવો” અથવા તો “શરુ કરવું” તરીકે કરી શકાય.</w:t>
+      </w:r>
+    </w:p>
+    <w:p>
+      <w:pPr/>
+      <w:r>
+        <w:rPr>
+          <w:lang w:val="gu_IN" w:bidi="gu_IN"/>
+        </w:rPr>
+      </w:r>
+      <w:r>
+        <w:rPr>
+          <w:lang w:val="gu_IN" w:bidi="gu_IN"/>
+        </w:rPr>
+        <w:t xml:space="preserve">(આ પણ જૂઓ: </w:t>
+      </w:r>
+      <w:r>
+        <w:rPr>
+          <w:lang w:val="gu_IN" w:bidi="gu_IN"/>
+        </w:rPr>
+        <w:t>આજ્ઞા</w:t>
+      </w:r>
+      <w:r>
+        <w:rPr>
+          <w:lang w:val="gu_IN" w:bidi="gu_IN"/>
+        </w:rPr>
+        <w:t xml:space="preserve">, </w:t>
+      </w:r>
+      <w:r>
+        <w:rPr>
+          <w:lang w:val="gu_IN" w:bidi="gu_IN"/>
+        </w:rPr>
+        <w:t>કરાર</w:t>
+      </w:r>
+      <w:r>
+        <w:rPr>
+          <w:lang w:val="gu_IN" w:bidi="gu_IN"/>
+        </w:rPr>
+        <w:t xml:space="preserve">, </w:t>
+      </w:r>
+      <w:r>
+        <w:rPr>
+          <w:lang w:val="gu_IN" w:bidi="gu_IN"/>
+        </w:rPr>
+        <w:t>રાજહુકમ</w:t>
+      </w:r>
+      <w:r>
+        <w:rPr>
+          <w:lang w:val="gu_IN" w:bidi="gu_IN"/>
+        </w:rPr>
+        <w:t xml:space="preserve">, </w:t>
+      </w:r>
+      <w:r>
+        <w:rPr>
+          <w:lang w:val="gu_IN" w:bidi="gu_IN"/>
+        </w:rPr>
+        <w:t>નિયમ</w:t>
+      </w:r>
+      <w:r>
+        <w:rPr>
+          <w:lang w:val="gu_IN" w:bidi="gu_IN"/>
+        </w:rPr>
+        <w:t xml:space="preserve">, </w:t>
+      </w:r>
+      <w:r>
+        <w:rPr>
+          <w:lang w:val="gu_IN" w:bidi="gu_IN"/>
+        </w:rPr>
+        <w:t>નિયમ</w:t>
+      </w:r>
+      <w:r>
+        <w:rPr>
+          <w:lang w:val="gu_IN" w:bidi="gu_IN"/>
+        </w:rPr>
+        <w:t xml:space="preserve">, </w:t>
+      </w:r>
+      <w:r>
+        <w:rPr>
+          <w:lang w:val="gu_IN" w:bidi="gu_IN"/>
+        </w:rPr>
+        <w:t>યાજક</w:t>
+      </w:r>
+      <w:r>
+        <w:rPr>
+          <w:lang w:val="gu_IN" w:bidi="gu_IN"/>
+        </w:rPr>
+        <w:t>)</w:t>
+      </w:r>
+    </w:p>
+    <w:p>
+      <w:pPr>
+        <w:pStyle w:val="Heading3"/>
+      </w:pPr>
+      <w:r>
+        <w:rPr>
+          <w:lang w:val="gu_IN" w:bidi="gu_IN"/>
+        </w:rPr>
+        <w:t>બાઈબલના સંદર્ભો:</w:t>
+      </w:r>
     </w:p>
     <w:p>
       <w:pPr>
@@ -1341,7 +1083,7 @@
             <w:color w:val="0000EE"/>
             <w:u w:val="single"/>
           </w:rPr>
-          <w:t>માથ્થી 4:21–22</w:t>
+          <w:t>1 રાજા 12:31–32</w:t>
         </w:r>
       </w:hyperlink>
     </w:p>
@@ -1365,7 +1107,7 @@
             <w:color w:val="0000EE"/>
             <w:u w:val="single"/>
           </w:rPr>
-          <w:t>માથ્થી 20:20–21</w:t>
+          <w:t>2 શમુએલ 17:13–14</w:t>
         </w:r>
       </w:hyperlink>
     </w:p>
@@ -1389,232 +1131,9 @@
             <w:color w:val="0000EE"/>
             <w:u w:val="single"/>
           </w:rPr>
-          <w:t>માથ્થી 26:36–38</w:t>
+          <w:t>નિર્ગમન 28:40–41</w:t>
         </w:r>
       </w:hyperlink>
-    </w:p>
-    <w:p>
-      <w:pPr>
-        <w:pStyle w:val="Heading3"/>
-      </w:pPr>
-      <w:r>
-        <w:rPr>
-          <w:lang w:val="gu_IN" w:bidi="gu_IN"/>
-        </w:rPr>
-        <w:t>શબ્દ માહિતી:</w:t>
-      </w:r>
-    </w:p>
-    <w:p>
-      <w:pPr>
-        <w:pStyle w:val="ListBullet"/>
-        <w:spacing w:line="240" w:lineRule="auto"/>
-        <w:ind w:left="720"/>
-      </w:pPr>
-      <w:r>
-        <w:rPr>
-          <w:lang w:val="gu_IN" w:bidi="gu_IN"/>
-        </w:rPr>
-      </w:r>
-      <w:r>
-        <w:rPr>
-          <w:lang w:val="gu_IN" w:bidi="gu_IN"/>
-        </w:rPr>
-        <w:t>Strong's: G2199</w:t>
-      </w:r>
-      <w:r>
-        <w:rPr>
-          <w:lang w:val="gu_IN" w:bidi="gu_IN"/>
-        </w:rPr>
-      </w:r>
-      <w:r>
-        <w:rPr>
-          <w:lang w:val="gu_IN" w:bidi="gu_IN"/>
-        </w:rPr>
-      </w:r>
-    </w:p>
-    <w:p>
-      <w:pPr/>
-      <w:r>
-        <w:rPr>
-          <w:lang w:val="gu_IN" w:bidi="gu_IN"/>
-        </w:rPr>
-      </w:r>
-    </w:p>
-    <w:p>
-      <w:pPr>
-        <w:pStyle w:val="Heading2"/>
-      </w:pPr>
-      <w:r>
-        <w:rPr>
-          <w:lang w:val="gu_IN" w:bidi="gu_IN"/>
-        </w:rPr>
-        <w:t>ઝબુલોન</w:t>
-      </w:r>
-      <w:r>
-        <w:rPr>
-          <w:lang w:val="gu_IN" w:bidi="gu_IN"/>
-        </w:rPr>
-      </w:r>
-    </w:p>
-    <w:p>
-      <w:pPr>
-        <w:pStyle w:val="Heading3"/>
-      </w:pPr>
-      <w:r>
-        <w:rPr>
-          <w:lang w:val="gu_IN" w:bidi="gu_IN"/>
-        </w:rPr>
-        <w:t>તથ્યો:</w:t>
-      </w:r>
-    </w:p>
-    <w:p>
-      <w:pPr/>
-      <w:r>
-        <w:rPr>
-          <w:lang w:val="gu_IN" w:bidi="gu_IN"/>
-        </w:rPr>
-      </w:r>
-      <w:r>
-        <w:rPr>
-          <w:lang w:val="gu_IN" w:bidi="gu_IN"/>
-        </w:rPr>
-        <w:t>ઝબુલોન, યાકૂબ અને લેઆહનો છેલ્લો જન્મેલો પુત્ર હતો અને ઇઝરાએલના બાર કુળોમાંના એકનું નામ છે.</w:t>
-      </w:r>
-    </w:p>
-    <w:p>
-      <w:pPr>
-        <w:pStyle w:val="ListBullet"/>
-        <w:spacing w:line="240" w:lineRule="auto"/>
-        <w:ind w:left="720"/>
-      </w:pPr>
-      <w:r>
-        <w:rPr>
-          <w:lang w:val="gu_IN" w:bidi="gu_IN"/>
-        </w:rPr>
-      </w:r>
-      <w:r>
-        <w:rPr>
-          <w:lang w:val="gu_IN" w:bidi="gu_IN"/>
-        </w:rPr>
-        <w:t>ઝબુલોનના ઈસ્રાએલી કુળને સીધી પશ્ચિમના ખારા સમુદ્રની જમીન આપવામાં આવી હતી.</w:t>
-      </w:r>
-    </w:p>
-    <w:p>
-      <w:pPr>
-        <w:pStyle w:val="ListBullet"/>
-        <w:spacing w:line="240" w:lineRule="auto"/>
-        <w:ind w:left="720"/>
-      </w:pPr>
-      <w:r>
-        <w:rPr>
-          <w:lang w:val="gu_IN" w:bidi="gu_IN"/>
-        </w:rPr>
-      </w:r>
-      <w:r>
-        <w:rPr>
-          <w:lang w:val="gu_IN" w:bidi="gu_IN"/>
-        </w:rPr>
-        <w:t>કેટલીકવાર "ઝબુલોન" નામનો ઉપયોગ જ્યાં ઇઝરાયલી કુળ રહેતું હતું તે જમીન માટે થાય છે.</w:t>
-      </w:r>
-    </w:p>
-    <w:p>
-      <w:pPr/>
-      <w:r>
-        <w:rPr>
-          <w:lang w:val="gu_IN" w:bidi="gu_IN"/>
-        </w:rPr>
-      </w:r>
-      <w:r>
-        <w:rPr>
-          <w:lang w:val="gu_IN" w:bidi="gu_IN"/>
-        </w:rPr>
-        <w:t xml:space="preserve">(અનુવાદ માટેના સૂચનો: </w:t>
-      </w:r>
-      <w:r>
-        <w:rPr>
-          <w:lang w:val="gu_IN" w:bidi="gu_IN"/>
-        </w:rPr>
-        <w:t>નામોનો અનુવાદ કેવી રીતે કરવો</w:t>
-      </w:r>
-      <w:r>
-        <w:rPr>
-          <w:lang w:val="gu_IN" w:bidi="gu_IN"/>
-        </w:rPr>
-        <w:t>)</w:t>
-      </w:r>
-    </w:p>
-    <w:p>
-      <w:pPr/>
-      <w:r>
-        <w:rPr>
-          <w:lang w:val="gu_IN" w:bidi="gu_IN"/>
-        </w:rPr>
-      </w:r>
-      <w:r>
-        <w:rPr>
-          <w:lang w:val="gu_IN" w:bidi="gu_IN"/>
-        </w:rPr>
-        <w:t xml:space="preserve">(આ પણ જુઓ: </w:t>
-      </w:r>
-      <w:r>
-        <w:rPr>
-          <w:lang w:val="gu_IN" w:bidi="gu_IN"/>
-        </w:rPr>
-        <w:t>યાકૂબ</w:t>
-      </w:r>
-      <w:r>
-        <w:rPr>
-          <w:lang w:val="gu_IN" w:bidi="gu_IN"/>
-        </w:rPr>
-        <w:t xml:space="preserve">, </w:t>
-      </w:r>
-      <w:r>
-        <w:rPr>
-          <w:lang w:val="gu_IN" w:bidi="gu_IN"/>
-        </w:rPr>
-        <w:t>લેઆહ</w:t>
-      </w:r>
-      <w:r>
-        <w:rPr>
-          <w:lang w:val="gu_IN" w:bidi="gu_IN"/>
-        </w:rPr>
-        <w:t xml:space="preserve">, </w:t>
-      </w:r>
-      <w:r>
-        <w:rPr>
-          <w:lang w:val="gu_IN" w:bidi="gu_IN"/>
-        </w:rPr>
-        <w:t>ખારો સમુદ્ર</w:t>
-      </w:r>
-      <w:r>
-        <w:rPr>
-          <w:lang w:val="gu_IN" w:bidi="gu_IN"/>
-        </w:rPr>
-        <w:t xml:space="preserve">, </w:t>
-      </w:r>
-      <w:r>
-        <w:rPr>
-          <w:lang w:val="gu_IN" w:bidi="gu_IN"/>
-        </w:rPr>
-        <w:t>ઇસ્રાએલના બાર કુળો</w:t>
-      </w:r>
-      <w:r>
-        <w:rPr>
-          <w:lang w:val="gu_IN" w:bidi="gu_IN"/>
-        </w:rPr>
-        <w:t>)</w:t>
-      </w:r>
-    </w:p>
-    <w:p>
-      <w:pPr>
-        <w:pStyle w:val="Heading3"/>
-      </w:pPr>
-      <w:r>
-        <w:rPr>
-          <w:lang w:val="gu_IN" w:bidi="gu_IN"/>
-        </w:rPr>
-        <w:t>બાઇબલના સંદર્ભો:</w:t>
-      </w:r>
     </w:p>
     <w:p>
       <w:pPr>
@@ -1636,7 +1155,7 @@
             <w:color w:val="0000EE"/>
             <w:u w:val="single"/>
           </w:rPr>
-          <w:t>નિર્ગમન 1:1–5</w:t>
+          <w:t>ગણના 3:3–4</w:t>
         </w:r>
       </w:hyperlink>
     </w:p>
@@ -1660,9 +1179,314 @@
             <w:color w:val="0000EE"/>
             <w:u w:val="single"/>
           </w:rPr>
-          <w:t>ઉત્પત્તિ 30:19–21</w:t>
+          <w:t>ગીતશાસ્ત્ર 111:7–9</w:t>
         </w:r>
       </w:hyperlink>
+    </w:p>
+    <w:p>
+      <w:pPr>
+        <w:pStyle w:val="Heading3"/>
+      </w:pPr>
+      <w:r>
+        <w:rPr>
+          <w:lang w:val="gu_IN" w:bidi="gu_IN"/>
+        </w:rPr>
+        <w:t>શબ્દ માહિતી:</w:t>
+      </w:r>
+    </w:p>
+    <w:p>
+      <w:pPr>
+        <w:pStyle w:val="ListBullet"/>
+        <w:spacing w:line="240" w:lineRule="auto"/>
+        <w:ind w:left="720"/>
+      </w:pPr>
+      <w:r>
+        <w:rPr>
+          <w:lang w:val="gu_IN" w:bidi="gu_IN"/>
+        </w:rPr>
+      </w:r>
+      <w:r>
+        <w:rPr>
+          <w:lang w:val="gu_IN" w:bidi="gu_IN"/>
+        </w:rPr>
+        <w:t>Strong's: H3245, H4390, H4483, H6186, H6213, H6466, H6680, H7760, H8239, G1299, G2525, G2680, G3724, G4270, G4282, G4309, G5021, G5500</w:t>
+      </w:r>
+      <w:r>
+        <w:rPr>
+          <w:lang w:val="gu_IN" w:bidi="gu_IN"/>
+        </w:rPr>
+      </w:r>
+      <w:r>
+        <w:rPr>
+          <w:lang w:val="gu_IN" w:bidi="gu_IN"/>
+        </w:rPr>
+      </w:r>
+    </w:p>
+    <w:p>
+      <w:pPr/>
+      <w:r>
+        <w:rPr>
+          <w:lang w:val="gu_IN" w:bidi="gu_IN"/>
+        </w:rPr>
+      </w:r>
+    </w:p>
+    <w:p>
+      <w:pPr>
+        <w:pStyle w:val="Heading2"/>
+      </w:pPr>
+      <w:r>
+        <w:rPr>
+          <w:lang w:val="gu_IN" w:bidi="gu_IN"/>
+        </w:rPr>
+        <w:t>ઠોકર, ઠોકર કહ્ય છે, ઠોકર ખાધી, ઠોકર ખાઈ રહ્યા છે</w:t>
+      </w:r>
+      <w:r>
+        <w:rPr>
+          <w:lang w:val="gu_IN" w:bidi="gu_IN"/>
+        </w:rPr>
+      </w:r>
+    </w:p>
+    <w:p>
+      <w:pPr>
+        <w:pStyle w:val="Heading3"/>
+      </w:pPr>
+      <w:r>
+        <w:rPr>
+          <w:lang w:val="gu_IN" w:bidi="gu_IN"/>
+        </w:rPr>
+        <w:t>વ્યાખ્યા:</w:t>
+      </w:r>
+    </w:p>
+    <w:p>
+      <w:pPr/>
+      <w:r>
+        <w:rPr>
+          <w:lang w:val="gu_IN" w:bidi="gu_IN"/>
+        </w:rPr>
+      </w:r>
+      <w:r>
+        <w:rPr>
+          <w:lang w:val="gu_IN" w:bidi="gu_IN"/>
+        </w:rPr>
+        <w:t>“ઠોકર” શબ્દનો અર્થ ચાલતા કે દોડતા “લગભગ પડી જવું” એમ થાય છે.</w:t>
+        <w:br/>
+      </w:r>
+      <w:r>
+        <w:rPr>
+          <w:lang w:val="gu_IN" w:bidi="gu_IN"/>
+        </w:rPr>
+        <w:t>સામાન્ય રીતે કશાક પર લપસવું એનો સમાવેશ કરે છે.</w:t>
+      </w:r>
+    </w:p>
+    <w:p>
+      <w:pPr>
+        <w:pStyle w:val="ListBullet"/>
+        <w:spacing w:line="240" w:lineRule="auto"/>
+        <w:ind w:left="720"/>
+      </w:pPr>
+      <w:r>
+        <w:rPr>
+          <w:lang w:val="gu_IN" w:bidi="gu_IN"/>
+        </w:rPr>
+      </w:r>
+      <w:r>
+        <w:rPr>
+          <w:lang w:val="gu_IN" w:bidi="gu_IN"/>
+        </w:rPr>
+        <w:t>રૂપકાત્મક રીતે, “ઠોકર” નો અર્થ “પાપ” કે માનવામાં “અસ્થિર” થઇ શકે.</w:t>
+      </w:r>
+    </w:p>
+    <w:p>
+      <w:pPr>
+        <w:pStyle w:val="ListBullet"/>
+        <w:spacing w:line="240" w:lineRule="auto"/>
+        <w:ind w:left="720"/>
+      </w:pPr>
+      <w:r>
+        <w:rPr>
+          <w:lang w:val="gu_IN" w:bidi="gu_IN"/>
+        </w:rPr>
+      </w:r>
+      <w:r>
+        <w:rPr>
+          <w:lang w:val="gu_IN" w:bidi="gu_IN"/>
+        </w:rPr>
+        <w:t>આ શબ્દ યુદ્ધ કરતી વખતે અથવા સતાવણી કે શિક્ષા વખતે અસ્થિરતા કે નબળાઈ બતાવવી તેનો પણ ઉલ્લેખ કરી શકે છે.</w:t>
+      </w:r>
+    </w:p>
+    <w:p>
+      <w:pPr>
+        <w:pStyle w:val="Heading3"/>
+      </w:pPr>
+      <w:r>
+        <w:rPr>
+          <w:lang w:val="gu_IN" w:bidi="gu_IN"/>
+        </w:rPr>
+        <w:t>અનુવાદ માટેના સૂચનો</w:t>
+      </w:r>
+    </w:p>
+    <w:p>
+      <w:pPr>
+        <w:pStyle w:val="ListBullet"/>
+        <w:spacing w:line="240" w:lineRule="auto"/>
+        <w:ind w:left="720"/>
+      </w:pPr>
+      <w:r>
+        <w:rPr>
+          <w:lang w:val="gu_IN" w:bidi="gu_IN"/>
+        </w:rPr>
+      </w:r>
+      <w:r>
+        <w:rPr>
+          <w:lang w:val="gu_IN" w:bidi="gu_IN"/>
+        </w:rPr>
+        <w:t>“ઠોકર” શબ્દનો અર્થ શારીરિક રીતે કશાક પર પડી જવું તેના સંદર્ભમાં, તેનું અનુવાદ જે શબ્દનો અર્થ “લગભગ પડી જવું” અથવા “લપસી જવું” થતું હોય તે પરમને થવું જોઈએ.</w:t>
+      </w:r>
+    </w:p>
+    <w:p>
+      <w:pPr>
+        <w:pStyle w:val="ListBullet"/>
+        <w:spacing w:line="240" w:lineRule="auto"/>
+        <w:ind w:left="720"/>
+      </w:pPr>
+      <w:r>
+        <w:rPr>
+          <w:lang w:val="gu_IN" w:bidi="gu_IN"/>
+        </w:rPr>
+      </w:r>
+      <w:r>
+        <w:rPr>
+          <w:lang w:val="gu_IN" w:bidi="gu_IN"/>
+        </w:rPr>
+        <w:t>આ શાબ્દિક અર્થનો ઉપયોગ જો તે સંદર્ભમાં ખરો અર્થ જણાવતો હોય તો રૂપકાત્મક રીતે પણ કરી શકાય.</w:t>
+      </w:r>
+    </w:p>
+    <w:p>
+      <w:pPr>
+        <w:pStyle w:val="ListBullet"/>
+        <w:spacing w:line="240" w:lineRule="auto"/>
+        <w:ind w:left="720"/>
+      </w:pPr>
+      <w:r>
+        <w:rPr>
+          <w:lang w:val="gu_IN" w:bidi="gu_IN"/>
+        </w:rPr>
+      </w:r>
+      <w:r>
+        <w:rPr>
+          <w:lang w:val="gu_IN" w:bidi="gu_IN"/>
+        </w:rPr>
+        <w:t>રૂપકાત્મક ઉપયોગ માટે જ્યાં શાબ્દિક અર્થનો કોઈ અર્થ પ્રોજેક્ટ ભાષામાં થતો નથી, ત્યાં “ઠોકર” ને “પાપ” અથવા “અસ્થિર” અથવા “માનતા અટકવું” અથવા “નબળા પડવું” તરીકે સંદર્ભના આધારે અનુવાદ કરી શકાય.</w:t>
+      </w:r>
+    </w:p>
+    <w:p>
+      <w:pPr>
+        <w:pStyle w:val="ListBullet"/>
+        <w:spacing w:line="240" w:lineRule="auto"/>
+        <w:ind w:left="720"/>
+      </w:pPr>
+      <w:r>
+        <w:rPr>
+          <w:lang w:val="gu_IN" w:bidi="gu_IN"/>
+        </w:rPr>
+      </w:r>
+      <w:r>
+        <w:rPr>
+          <w:lang w:val="gu_IN" w:bidi="gu_IN"/>
+        </w:rPr>
+        <w:t>આ શબ્દનું બીજી રીતે અનુવાદ, “પાપ કરવા દ્વારા ઠોકરરૂપ” અથવા “ન માનવા દ્વારા ઠોકરરૂપ” કરી શકાય.</w:t>
+      </w:r>
+    </w:p>
+    <w:p>
+      <w:pPr>
+        <w:pStyle w:val="ListBullet"/>
+        <w:spacing w:line="240" w:lineRule="auto"/>
+        <w:ind w:left="720"/>
+      </w:pPr>
+      <w:r>
+        <w:rPr>
+          <w:lang w:val="gu_IN" w:bidi="gu_IN"/>
+        </w:rPr>
+      </w:r>
+      <w:r>
+        <w:rPr>
+          <w:lang w:val="gu_IN" w:bidi="gu_IN"/>
+        </w:rPr>
+        <w:t>“ઠોકર માટે બનેલ” શબ્દસમૂહનું અનુવાદ “નબળાં બનવા ઉત્પન્ન થયેલ” અથવા “અસ્થિર માટે ઉત્પન્ન થયેલ” તરીકે કરી શકાય.</w:t>
+      </w:r>
+    </w:p>
+    <w:p>
+      <w:pPr/>
+      <w:r>
+        <w:rPr>
+          <w:lang w:val="gu_IN" w:bidi="gu_IN"/>
+        </w:rPr>
+      </w:r>
+      <w:r>
+        <w:rPr>
+          <w:lang w:val="gu_IN" w:bidi="gu_IN"/>
+        </w:rPr>
+        <w:t xml:space="preserve">(આ પણ જુઓ: </w:t>
+      </w:r>
+      <w:r>
+        <w:rPr>
+          <w:lang w:val="gu_IN" w:bidi="gu_IN"/>
+        </w:rPr>
+        <w:t>માનવું</w:t>
+      </w:r>
+      <w:r>
+        <w:rPr>
+          <w:lang w:val="gu_IN" w:bidi="gu_IN"/>
+        </w:rPr>
+        <w:t xml:space="preserve">, </w:t>
+      </w:r>
+      <w:r>
+        <w:rPr>
+          <w:lang w:val="gu_IN" w:bidi="gu_IN"/>
+        </w:rPr>
+        <w:t>સતાવણી</w:t>
+      </w:r>
+      <w:r>
+        <w:rPr>
+          <w:lang w:val="gu_IN" w:bidi="gu_IN"/>
+        </w:rPr>
+        <w:t xml:space="preserve">, </w:t>
+      </w:r>
+      <w:r>
+        <w:rPr>
+          <w:lang w:val="gu_IN" w:bidi="gu_IN"/>
+        </w:rPr>
+        <w:t>પાપ</w:t>
+      </w:r>
+      <w:r>
+        <w:rPr>
+          <w:lang w:val="gu_IN" w:bidi="gu_IN"/>
+        </w:rPr>
+        <w:t xml:space="preserve">, </w:t>
+      </w:r>
+      <w:r>
+        <w:rPr>
+          <w:lang w:val="gu_IN" w:bidi="gu_IN"/>
+        </w:rPr>
+        <w:t>અંતરાય</w:t>
+      </w:r>
+      <w:r>
+        <w:rPr>
+          <w:lang w:val="gu_IN" w:bidi="gu_IN"/>
+        </w:rPr>
+        <w:t>)</w:t>
+      </w:r>
+    </w:p>
+    <w:p>
+      <w:pPr>
+        <w:pStyle w:val="Heading3"/>
+      </w:pPr>
+      <w:r>
+        <w:rPr>
+          <w:lang w:val="gu_IN" w:bidi="gu_IN"/>
+        </w:rPr>
+        <w:t>બાઈબલના સંદર્ભો:</w:t>
+      </w:r>
     </w:p>
     <w:p>
       <w:pPr>
@@ -1684,7 +1508,7 @@
             <w:color w:val="0000EE"/>
             <w:u w:val="single"/>
           </w:rPr>
-          <w:t>યશાયા 9:1–2</w:t>
+          <w:t>1 પિતર 2:7–8</w:t>
         </w:r>
       </w:hyperlink>
     </w:p>
@@ -1708,7 +1532,7 @@
             <w:color w:val="0000EE"/>
             <w:u w:val="single"/>
           </w:rPr>
-          <w:t>ન્યાયાધીશો 4:10</w:t>
+          <w:t>હોશિયા 4:4–5</w:t>
         </w:r>
       </w:hyperlink>
     </w:p>
@@ -1732,7 +1556,7 @@
             <w:color w:val="0000EE"/>
             <w:u w:val="single"/>
           </w:rPr>
-          <w:t>માથ્થી 4:12–13</w:t>
+          <w:t>યશાયા 31:3</w:t>
         </w:r>
       </w:hyperlink>
     </w:p>
@@ -1756,207 +1580,9 @@
             <w:color w:val="0000EE"/>
             <w:u w:val="single"/>
           </w:rPr>
-          <w:t>માથ્થી 4:14–16</w:t>
+          <w:t>માથ્થી 11:4–6</w:t>
         </w:r>
       </w:hyperlink>
-    </w:p>
-    <w:p>
-      <w:pPr>
-        <w:pStyle w:val="Heading3"/>
-      </w:pPr>
-      <w:r>
-        <w:rPr>
-          <w:lang w:val="gu_IN" w:bidi="gu_IN"/>
-        </w:rPr>
-        <w:t>શબ્દ માહિતી:</w:t>
-      </w:r>
-    </w:p>
-    <w:p>
-      <w:pPr>
-        <w:pStyle w:val="ListBullet"/>
-        <w:spacing w:line="240" w:lineRule="auto"/>
-        <w:ind w:left="720"/>
-      </w:pPr>
-      <w:r>
-        <w:rPr>
-          <w:lang w:val="gu_IN" w:bidi="gu_IN"/>
-        </w:rPr>
-      </w:r>
-      <w:r>
-        <w:rPr>
-          <w:lang w:val="gu_IN" w:bidi="gu_IN"/>
-        </w:rPr>
-        <w:t>Strong's: H2074, H2075, G2194</w:t>
-      </w:r>
-      <w:r>
-        <w:rPr>
-          <w:lang w:val="gu_IN" w:bidi="gu_IN"/>
-        </w:rPr>
-      </w:r>
-      <w:r>
-        <w:rPr>
-          <w:lang w:val="gu_IN" w:bidi="gu_IN"/>
-        </w:rPr>
-      </w:r>
-    </w:p>
-    <w:p>
-      <w:pPr/>
-      <w:r>
-        <w:rPr>
-          <w:lang w:val="gu_IN" w:bidi="gu_IN"/>
-        </w:rPr>
-      </w:r>
-    </w:p>
-    <w:p>
-      <w:pPr>
-        <w:pStyle w:val="Heading2"/>
-      </w:pPr>
-      <w:r>
-        <w:rPr>
-          <w:lang w:val="gu_IN" w:bidi="gu_IN"/>
-        </w:rPr>
-        <w:t>ઝભ્ભો, ઝભ્ભાઓ, ઝભ્ભો પહેરાવ્યો</w:t>
-      </w:r>
-      <w:r>
-        <w:rPr>
-          <w:lang w:val="gu_IN" w:bidi="gu_IN"/>
-        </w:rPr>
-      </w:r>
-    </w:p>
-    <w:p>
-      <w:pPr>
-        <w:pStyle w:val="Heading3"/>
-      </w:pPr>
-      <w:r>
-        <w:rPr>
-          <w:lang w:val="gu_IN" w:bidi="gu_IN"/>
-        </w:rPr>
-        <w:t>વ્યાખ્યા:</w:t>
-      </w:r>
-    </w:p>
-    <w:p>
-      <w:pPr/>
-      <w:r>
-        <w:rPr>
-          <w:lang w:val="gu_IN" w:bidi="gu_IN"/>
-        </w:rPr>
-      </w:r>
-      <w:r>
-        <w:rPr>
-          <w:lang w:val="gu_IN" w:bidi="gu_IN"/>
-        </w:rPr>
-        <w:t>ઝભ્ભો એ બાહ્ય લાંબી બાંયનું કપડું કે જે પુરુષ કે સ્ત્રી દ્વારા પહેરી શકાય.</w:t>
-        <w:br/>
-      </w:r>
-      <w:r>
-        <w:rPr>
-          <w:lang w:val="gu_IN" w:bidi="gu_IN"/>
-        </w:rPr>
-        <w:t>તે અંગરખાને સમાન હોય છે.</w:t>
-      </w:r>
-    </w:p>
-    <w:p>
-      <w:pPr>
-        <w:pStyle w:val="ListBullet"/>
-        <w:spacing w:line="240" w:lineRule="auto"/>
-        <w:ind w:left="720"/>
-      </w:pPr>
-      <w:r>
-        <w:rPr>
-          <w:lang w:val="gu_IN" w:bidi="gu_IN"/>
-        </w:rPr>
-      </w:r>
-      <w:r>
-        <w:rPr>
-          <w:lang w:val="gu_IN" w:bidi="gu_IN"/>
-        </w:rPr>
-        <w:t>ઝભ્ભાઓ આગળની બાજુ ખુલ્લા હોય છે અને ખેસ અથવા પટ્ટા દ્વારા બાંધવામાં આવે છે.</w:t>
-      </w:r>
-    </w:p>
-    <w:p>
-      <w:pPr>
-        <w:pStyle w:val="ListBullet"/>
-        <w:spacing w:line="240" w:lineRule="auto"/>
-        <w:ind w:left="720"/>
-      </w:pPr>
-      <w:r>
-        <w:rPr>
-          <w:lang w:val="gu_IN" w:bidi="gu_IN"/>
-        </w:rPr>
-      </w:r>
-      <w:r>
-        <w:rPr>
-          <w:lang w:val="gu_IN" w:bidi="gu_IN"/>
-        </w:rPr>
-        <w:t>તેઓ લાંબા કે ટૂંકા હોઈ શકે.</w:t>
-      </w:r>
-    </w:p>
-    <w:p>
-      <w:pPr>
-        <w:pStyle w:val="ListBullet"/>
-        <w:spacing w:line="240" w:lineRule="auto"/>
-        <w:ind w:left="720"/>
-      </w:pPr>
-      <w:r>
-        <w:rPr>
-          <w:lang w:val="gu_IN" w:bidi="gu_IN"/>
-        </w:rPr>
-      </w:r>
-      <w:r>
-        <w:rPr>
-          <w:lang w:val="gu_IN" w:bidi="gu_IN"/>
-        </w:rPr>
-        <w:t>રાજાઓ દ્વારા જાંબલી રંગના ઝભ્ભાઓ હકસાઈ, ધન અને પ્રતિષ્ઠાની નિશાની તરીકે પહેરવામાં આવતાં હતાં.</w:t>
-      </w:r>
-    </w:p>
-    <w:p>
-      <w:pPr/>
-      <w:r>
-        <w:rPr>
-          <w:lang w:val="gu_IN" w:bidi="gu_IN"/>
-        </w:rPr>
-      </w:r>
-      <w:r>
-        <w:rPr>
-          <w:lang w:val="gu_IN" w:bidi="gu_IN"/>
-        </w:rPr>
-        <w:t xml:space="preserve">(આ પણ જુઓ: </w:t>
-      </w:r>
-      <w:r>
-        <w:rPr>
-          <w:lang w:val="gu_IN" w:bidi="gu_IN"/>
-        </w:rPr>
-        <w:t>રાજવંશી</w:t>
-      </w:r>
-      <w:r>
-        <w:rPr>
-          <w:lang w:val="gu_IN" w:bidi="gu_IN"/>
-        </w:rPr>
-        <w:t xml:space="preserve">, </w:t>
-      </w:r>
-      <w:r>
-        <w:rPr>
-          <w:lang w:val="gu_IN" w:bidi="gu_IN"/>
-        </w:rPr>
-        <w:t>ઉપવસ્ત્ર</w:t>
-      </w:r>
-      <w:r>
-        <w:rPr>
-          <w:lang w:val="gu_IN" w:bidi="gu_IN"/>
-        </w:rPr>
-        <w:t>)</w:t>
-      </w:r>
-    </w:p>
-    <w:p>
-      <w:pPr>
-        <w:pStyle w:val="Heading3"/>
-      </w:pPr>
-      <w:r>
-        <w:rPr>
-          <w:lang w:val="gu_IN" w:bidi="gu_IN"/>
-        </w:rPr>
-        <w:t>બાઈબલના સંદર્ભો:</w:t>
-      </w:r>
     </w:p>
     <w:p>
       <w:pPr>
@@ -1978,9 +1604,20 @@
             <w:color w:val="0000EE"/>
             <w:u w:val="single"/>
           </w:rPr>
-          <w:t>નિર્ગમન 28:4–5</w:t>
+          <w:t>માથ્થી 18:7–8</w:t>
         </w:r>
       </w:hyperlink>
+    </w:p>
+    <w:p>
+      <w:pPr>
+        <w:pStyle w:val="Heading3"/>
+      </w:pPr>
+      <w:r>
+        <w:rPr>
+          <w:lang w:val="gu_IN" w:bidi="gu_IN"/>
+        </w:rPr>
+        <w:t>શબ્દ માહિતી:</w:t>
+      </w:r>
     </w:p>
     <w:p>
       <w:pPr>
@@ -1993,1358 +1630,11 @@
           <w:lang w:val="gu_IN" w:bidi="gu_IN"/>
         </w:rPr>
       </w:r>
-      <w:hyperlink r:id="rId32">
-        <w:r>
-          <w:rPr>
-            <w:lang w:val="gu_IN" w:bidi="gu_IN"/>
-          </w:rPr>
-          <w:rPr>
-            <w:color w:val="0000EE"/>
-            <w:u w:val="single"/>
-          </w:rPr>
-          <w:t>ઉત્પતિ 49:11,12</w:t>
-        </w:r>
-      </w:hyperlink>
-    </w:p>
-    <w:p>
-      <w:pPr>
-        <w:pStyle w:val="ListBullet"/>
-        <w:spacing w:line="240" w:lineRule="auto"/>
-        <w:ind w:left="720"/>
-      </w:pPr>
-      <w:r>
-        <w:rPr>
-          <w:lang w:val="gu_IN" w:bidi="gu_IN"/>
-        </w:rPr>
-      </w:r>
-      <w:hyperlink r:id="rId33">
-        <w:r>
-          <w:rPr>
-            <w:lang w:val="gu_IN" w:bidi="gu_IN"/>
-          </w:rPr>
-          <w:rPr>
-            <w:color w:val="0000EE"/>
-            <w:u w:val="single"/>
-          </w:rPr>
-          <w:t>લૂક 15:22–24</w:t>
-        </w:r>
-      </w:hyperlink>
-    </w:p>
-    <w:p>
-      <w:pPr>
-        <w:pStyle w:val="ListBullet"/>
-        <w:spacing w:line="240" w:lineRule="auto"/>
-        <w:ind w:left="720"/>
-      </w:pPr>
-      <w:r>
-        <w:rPr>
-          <w:lang w:val="gu_IN" w:bidi="gu_IN"/>
-        </w:rPr>
-      </w:r>
-      <w:hyperlink r:id="rId34">
-        <w:r>
-          <w:rPr>
-            <w:lang w:val="gu_IN" w:bidi="gu_IN"/>
-          </w:rPr>
-          <w:rPr>
-            <w:color w:val="0000EE"/>
-            <w:u w:val="single"/>
-          </w:rPr>
-          <w:t>લૂક 20:45–47</w:t>
-        </w:r>
-      </w:hyperlink>
-    </w:p>
-    <w:p>
-      <w:pPr>
-        <w:pStyle w:val="ListBullet"/>
-        <w:spacing w:line="240" w:lineRule="auto"/>
-        <w:ind w:left="720"/>
-      </w:pPr>
-      <w:r>
-        <w:rPr>
-          <w:lang w:val="gu_IN" w:bidi="gu_IN"/>
-        </w:rPr>
-      </w:r>
-      <w:hyperlink r:id="rId35">
-        <w:r>
-          <w:rPr>
-            <w:lang w:val="gu_IN" w:bidi="gu_IN"/>
-          </w:rPr>
-          <w:rPr>
-            <w:color w:val="0000EE"/>
-            <w:u w:val="single"/>
-          </w:rPr>
-          <w:t>માથ્થી 27:27–29</w:t>
-        </w:r>
-      </w:hyperlink>
-    </w:p>
-    <w:p>
-      <w:pPr>
-        <w:pStyle w:val="Heading3"/>
-      </w:pPr>
-      <w:r>
-        <w:rPr>
-          <w:lang w:val="gu_IN" w:bidi="gu_IN"/>
-        </w:rPr>
-        <w:t>શબ્દ માહિતી:</w:t>
-      </w:r>
-    </w:p>
-    <w:p>
-      <w:pPr>
-        <w:pStyle w:val="ListBullet"/>
-        <w:spacing w:line="240" w:lineRule="auto"/>
-        <w:ind w:left="720"/>
-      </w:pPr>
-      <w:r>
-        <w:rPr>
-          <w:lang w:val="gu_IN" w:bidi="gu_IN"/>
-        </w:rPr>
-      </w:r>
-      <w:r>
-        <w:rPr>
-          <w:lang w:val="gu_IN" w:bidi="gu_IN"/>
-        </w:rPr>
-        <w:t>Strong's: H145, H155, H899, H1545, H2436, H2684, H3671, H3801, H3830, H3847, H4060, H4254, H4598, H5497, H5622, H6614, H7640, H7757, H7897, H8071, G1746, G2066, G2067, G2440, G4749, G4016, G5511</w:t>
-      </w:r>
-      <w:r>
-        <w:rPr>
-          <w:lang w:val="gu_IN" w:bidi="gu_IN"/>
-        </w:rPr>
-      </w:r>
-      <w:r>
-        <w:rPr>
-          <w:lang w:val="gu_IN" w:bidi="gu_IN"/>
-        </w:rPr>
-      </w:r>
-    </w:p>
-    <w:p>
-      <w:pPr/>
-      <w:r>
-        <w:rPr>
-          <w:lang w:val="gu_IN" w:bidi="gu_IN"/>
-        </w:rPr>
-      </w:r>
-    </w:p>
-    <w:p>
-      <w:pPr>
-        <w:pStyle w:val="Heading2"/>
-      </w:pPr>
-      <w:r>
-        <w:rPr>
-          <w:lang w:val="gu_IN" w:bidi="gu_IN"/>
-        </w:rPr>
-        <w:t>ઝરૂબાબેલ</w:t>
-      </w:r>
-      <w:r>
-        <w:rPr>
-          <w:lang w:val="gu_IN" w:bidi="gu_IN"/>
-        </w:rPr>
-      </w:r>
-    </w:p>
-    <w:p>
-      <w:pPr>
-        <w:pStyle w:val="Heading3"/>
-      </w:pPr>
-      <w:r>
-        <w:rPr>
-          <w:lang w:val="gu_IN" w:bidi="gu_IN"/>
-        </w:rPr>
-        <w:t>તથ્યો:</w:t>
-      </w:r>
-    </w:p>
-    <w:p>
-      <w:pPr/>
-      <w:r>
-        <w:rPr>
-          <w:lang w:val="gu_IN" w:bidi="gu_IN"/>
-        </w:rPr>
-      </w:r>
-      <w:r>
-        <w:rPr>
-          <w:lang w:val="gu_IN" w:bidi="gu_IN"/>
-        </w:rPr>
-        <w:t>જૂનાકરારમાં ઝરૂબ્બાબેલ બે ઈસ્રાએલી માણસોનું નામ હતું.</w:t>
-      </w:r>
-    </w:p>
-    <w:p>
-      <w:pPr>
-        <w:pStyle w:val="ListBullet"/>
-        <w:spacing w:line="240" w:lineRule="auto"/>
-        <w:ind w:left="720"/>
-      </w:pPr>
-      <w:r>
-        <w:rPr>
-          <w:lang w:val="gu_IN" w:bidi="gu_IN"/>
-        </w:rPr>
-      </w:r>
-      <w:r>
-        <w:rPr>
-          <w:lang w:val="gu_IN" w:bidi="gu_IN"/>
-        </w:rPr>
-        <w:t>આમાંનો એક, યહોયાકીમ અને સિદકીયાહનો વંશજ હતો.</w:t>
-      </w:r>
-    </w:p>
-    <w:p>
-      <w:pPr>
-        <w:pStyle w:val="ListBullet"/>
-        <w:spacing w:line="240" w:lineRule="auto"/>
-        <w:ind w:left="720"/>
-      </w:pPr>
-      <w:r>
-        <w:rPr>
-          <w:lang w:val="gu_IN" w:bidi="gu_IN"/>
-        </w:rPr>
-      </w:r>
-      <w:r>
-        <w:rPr>
-          <w:lang w:val="gu_IN" w:bidi="gu_IN"/>
-        </w:rPr>
-        <w:t>શઆલ્તિએલના પુત્ર ઝરૂબ્બાબેલ એઝરા અને નહેમ્યાહના સમય દરમિયાન યહુદાના કુળના વડા હતા, જ્યારે ઈરાનના રાજા કોરેશે ઈસ્રાએલીઓને બાબેલની ગુલામીમાંથી છોડાવ્યા હતા.</w:t>
-      </w:r>
-    </w:p>
-    <w:p>
-      <w:pPr>
-        <w:pStyle w:val="ListBullet"/>
-        <w:spacing w:line="240" w:lineRule="auto"/>
-        <w:ind w:left="720"/>
-      </w:pPr>
-      <w:r>
-        <w:rPr>
-          <w:lang w:val="gu_IN" w:bidi="gu_IN"/>
-        </w:rPr>
-      </w:r>
-      <w:r>
-        <w:rPr>
-          <w:lang w:val="gu_IN" w:bidi="gu_IN"/>
-        </w:rPr>
-        <w:t>ઝરુબ્બાબેલ અને પ્રમુખ યાજક યહોશુઆએ, દેવના મંદિર અને વેદી ફરીથી બાંધવા મદદ કરી હતી.</w:t>
-      </w:r>
-    </w:p>
-    <w:p>
-      <w:pPr/>
-      <w:r>
-        <w:rPr>
-          <w:lang w:val="gu_IN" w:bidi="gu_IN"/>
-        </w:rPr>
-      </w:r>
-      <w:r>
-        <w:rPr>
-          <w:lang w:val="gu_IN" w:bidi="gu_IN"/>
-        </w:rPr>
-        <w:t xml:space="preserve">(અનુવાદ માટેના સૂચનો: </w:t>
-      </w:r>
-      <w:r>
-        <w:rPr>
-          <w:lang w:val="gu_IN" w:bidi="gu_IN"/>
-        </w:rPr>
-        <w:t>નામોનો અનુવાદ કેવી રીતે કરવો</w:t>
-      </w:r>
-      <w:r>
-        <w:rPr>
-          <w:lang w:val="gu_IN" w:bidi="gu_IN"/>
-        </w:rPr>
-        <w:t>)</w:t>
-      </w:r>
-    </w:p>
-    <w:p>
-      <w:pPr/>
-      <w:r>
-        <w:rPr>
-          <w:lang w:val="gu_IN" w:bidi="gu_IN"/>
-        </w:rPr>
-      </w:r>
-      <w:r>
-        <w:rPr>
-          <w:lang w:val="gu_IN" w:bidi="gu_IN"/>
-        </w:rPr>
-        <w:t xml:space="preserve">(આ પણ જુઓ: </w:t>
-      </w:r>
-      <w:r>
-        <w:rPr>
-          <w:lang w:val="gu_IN" w:bidi="gu_IN"/>
-        </w:rPr>
-        <w:t>બાબેલ</w:t>
-      </w:r>
-      <w:r>
-        <w:rPr>
-          <w:lang w:val="gu_IN" w:bidi="gu_IN"/>
-        </w:rPr>
-        <w:t xml:space="preserve">, </w:t>
-      </w:r>
-      <w:r>
-        <w:rPr>
-          <w:lang w:val="gu_IN" w:bidi="gu_IN"/>
-        </w:rPr>
-        <w:t>બંદીવાન</w:t>
-      </w:r>
-      <w:r>
-        <w:rPr>
-          <w:lang w:val="gu_IN" w:bidi="gu_IN"/>
-        </w:rPr>
-        <w:t xml:space="preserve">, </w:t>
-      </w:r>
-      <w:r>
-        <w:rPr>
-          <w:lang w:val="gu_IN" w:bidi="gu_IN"/>
-        </w:rPr>
-        <w:t>કોરેશ</w:t>
-      </w:r>
-      <w:r>
-        <w:rPr>
-          <w:lang w:val="gu_IN" w:bidi="gu_IN"/>
-        </w:rPr>
-        <w:t xml:space="preserve">, </w:t>
-      </w:r>
-      <w:r>
-        <w:rPr>
-          <w:lang w:val="gu_IN" w:bidi="gu_IN"/>
-        </w:rPr>
-        <w:t>એઝરા</w:t>
-      </w:r>
-      <w:r>
-        <w:rPr>
-          <w:lang w:val="gu_IN" w:bidi="gu_IN"/>
-        </w:rPr>
-        <w:t xml:space="preserve">, </w:t>
-      </w:r>
-      <w:r>
-        <w:rPr>
-          <w:lang w:val="gu_IN" w:bidi="gu_IN"/>
-        </w:rPr>
-        <w:t>મુખ્ય યાજક</w:t>
-      </w:r>
-      <w:r>
-        <w:rPr>
-          <w:lang w:val="gu_IN" w:bidi="gu_IN"/>
-        </w:rPr>
-        <w:t xml:space="preserve">, </w:t>
-      </w:r>
-      <w:r>
-        <w:rPr>
-          <w:lang w:val="gu_IN" w:bidi="gu_IN"/>
-        </w:rPr>
-        <w:t>યહોયાકીમ</w:t>
-      </w:r>
-      <w:r>
-        <w:rPr>
-          <w:lang w:val="gu_IN" w:bidi="gu_IN"/>
-        </w:rPr>
-        <w:t xml:space="preserve">, </w:t>
-      </w:r>
-      <w:r>
-        <w:rPr>
-          <w:lang w:val="gu_IN" w:bidi="gu_IN"/>
-        </w:rPr>
-        <w:t>યહોશુઆ</w:t>
-      </w:r>
-      <w:r>
-        <w:rPr>
-          <w:lang w:val="gu_IN" w:bidi="gu_IN"/>
-        </w:rPr>
-        <w:t xml:space="preserve">, </w:t>
-      </w:r>
-      <w:r>
-        <w:rPr>
-          <w:lang w:val="gu_IN" w:bidi="gu_IN"/>
-        </w:rPr>
-        <w:t>યહૂદા</w:t>
-      </w:r>
-      <w:r>
-        <w:rPr>
-          <w:lang w:val="gu_IN" w:bidi="gu_IN"/>
-        </w:rPr>
-        <w:t xml:space="preserve">, </w:t>
-      </w:r>
-      <w:r>
-        <w:rPr>
-          <w:lang w:val="gu_IN" w:bidi="gu_IN"/>
-        </w:rPr>
-        <w:t>નહેમ્યાહ</w:t>
-      </w:r>
-      <w:r>
-        <w:rPr>
-          <w:lang w:val="gu_IN" w:bidi="gu_IN"/>
-        </w:rPr>
-        <w:t xml:space="preserve">, </w:t>
-      </w:r>
-      <w:r>
-        <w:rPr>
-          <w:lang w:val="gu_IN" w:bidi="gu_IN"/>
-        </w:rPr>
-        <w:t>ઈરાન</w:t>
-      </w:r>
-      <w:r>
-        <w:rPr>
-          <w:lang w:val="gu_IN" w:bidi="gu_IN"/>
-        </w:rPr>
-        <w:t xml:space="preserve">, </w:t>
-      </w:r>
-      <w:r>
-        <w:rPr>
-          <w:lang w:val="gu_IN" w:bidi="gu_IN"/>
-        </w:rPr>
-        <w:t>સિદકીયા</w:t>
-      </w:r>
-      <w:r>
-        <w:rPr>
-          <w:lang w:val="gu_IN" w:bidi="gu_IN"/>
-        </w:rPr>
-        <w:t>)</w:t>
-      </w:r>
-    </w:p>
-    <w:p>
-      <w:pPr>
-        <w:pStyle w:val="Heading3"/>
-      </w:pPr>
-      <w:r>
-        <w:rPr>
-          <w:lang w:val="gu_IN" w:bidi="gu_IN"/>
-        </w:rPr>
-        <w:t>બાઇબલ સંદર્ભો##</w:t>
-      </w:r>
-    </w:p>
-    <w:p>
-      <w:pPr>
-        <w:pStyle w:val="ListBullet"/>
-        <w:spacing w:line="240" w:lineRule="auto"/>
-        <w:ind w:left="720"/>
-      </w:pPr>
-      <w:r>
-        <w:rPr>
-          <w:lang w:val="gu_IN" w:bidi="gu_IN"/>
-        </w:rPr>
-      </w:r>
-      <w:hyperlink r:id="rId36">
-        <w:r>
-          <w:rPr>
-            <w:lang w:val="gu_IN" w:bidi="gu_IN"/>
-          </w:rPr>
-          <w:rPr>
-            <w:color w:val="0000EE"/>
-            <w:u w:val="single"/>
-          </w:rPr>
-          <w:t>1 કાળવૃતાંત 3:19–21</w:t>
-        </w:r>
-      </w:hyperlink>
-    </w:p>
-    <w:p>
-      <w:pPr>
-        <w:pStyle w:val="ListBullet"/>
-        <w:spacing w:line="240" w:lineRule="auto"/>
-        <w:ind w:left="720"/>
-      </w:pPr>
-      <w:r>
-        <w:rPr>
-          <w:lang w:val="gu_IN" w:bidi="gu_IN"/>
-        </w:rPr>
-      </w:r>
-      <w:hyperlink r:id="rId37">
-        <w:r>
-          <w:rPr>
-            <w:lang w:val="gu_IN" w:bidi="gu_IN"/>
-          </w:rPr>
-          <w:rPr>
-            <w:color w:val="0000EE"/>
-            <w:u w:val="single"/>
-          </w:rPr>
-          <w:t>એઝરા 2:1–2</w:t>
-        </w:r>
-      </w:hyperlink>
-    </w:p>
-    <w:p>
-      <w:pPr>
-        <w:pStyle w:val="ListBullet"/>
-        <w:spacing w:line="240" w:lineRule="auto"/>
-        <w:ind w:left="720"/>
-      </w:pPr>
-      <w:r>
-        <w:rPr>
-          <w:lang w:val="gu_IN" w:bidi="gu_IN"/>
-        </w:rPr>
-      </w:r>
-      <w:hyperlink r:id="rId38">
-        <w:r>
-          <w:rPr>
-            <w:lang w:val="gu_IN" w:bidi="gu_IN"/>
-          </w:rPr>
-          <w:rPr>
-            <w:color w:val="0000EE"/>
-            <w:u w:val="single"/>
-          </w:rPr>
-          <w:t>એઝરા 3:8–9</w:t>
-        </w:r>
-      </w:hyperlink>
-    </w:p>
-    <w:p>
-      <w:pPr>
-        <w:pStyle w:val="ListBullet"/>
-        <w:spacing w:line="240" w:lineRule="auto"/>
-        <w:ind w:left="720"/>
-      </w:pPr>
-      <w:r>
-        <w:rPr>
-          <w:lang w:val="gu_IN" w:bidi="gu_IN"/>
-        </w:rPr>
-      </w:r>
-      <w:hyperlink r:id="rId39">
-        <w:r>
-          <w:rPr>
-            <w:lang w:val="gu_IN" w:bidi="gu_IN"/>
-          </w:rPr>
-          <w:rPr>
-            <w:color w:val="0000EE"/>
-            <w:u w:val="single"/>
-          </w:rPr>
-          <w:t>લૂક 3:27–29</w:t>
-        </w:r>
-      </w:hyperlink>
-    </w:p>
-    <w:p>
-      <w:pPr>
-        <w:pStyle w:val="ListBullet"/>
-        <w:spacing w:line="240" w:lineRule="auto"/>
-        <w:ind w:left="720"/>
-      </w:pPr>
-      <w:r>
-        <w:rPr>
-          <w:lang w:val="gu_IN" w:bidi="gu_IN"/>
-        </w:rPr>
-      </w:r>
-      <w:hyperlink r:id="rId40">
-        <w:r>
-          <w:rPr>
-            <w:lang w:val="gu_IN" w:bidi="gu_IN"/>
-          </w:rPr>
-          <w:rPr>
-            <w:color w:val="0000EE"/>
-            <w:u w:val="single"/>
-          </w:rPr>
-          <w:t>માથ્થી 1:12–14</w:t>
-        </w:r>
-      </w:hyperlink>
-    </w:p>
-    <w:p>
-      <w:pPr>
-        <w:pStyle w:val="Heading3"/>
-      </w:pPr>
-      <w:r>
-        <w:rPr>
-          <w:lang w:val="gu_IN" w:bidi="gu_IN"/>
-        </w:rPr>
-        <w:t>શબ્દ માહિતી:</w:t>
-      </w:r>
-    </w:p>
-    <w:p>
-      <w:pPr>
-        <w:pStyle w:val="ListBullet"/>
-        <w:spacing w:line="240" w:lineRule="auto"/>
-        <w:ind w:left="720"/>
-      </w:pPr>
-      <w:r>
-        <w:rPr>
-          <w:lang w:val="gu_IN" w:bidi="gu_IN"/>
-        </w:rPr>
-      </w:r>
-      <w:r>
-        <w:rPr>
-          <w:lang w:val="gu_IN" w:bidi="gu_IN"/>
-        </w:rPr>
-        <w:t>Strong's: H2216, H2217, G2216</w:t>
-      </w:r>
-      <w:r>
-        <w:rPr>
-          <w:lang w:val="gu_IN" w:bidi="gu_IN"/>
-        </w:rPr>
-      </w:r>
-      <w:r>
-        <w:rPr>
-          <w:lang w:val="gu_IN" w:bidi="gu_IN"/>
-        </w:rPr>
-      </w:r>
-    </w:p>
-    <w:p>
-      <w:pPr/>
-      <w:r>
-        <w:rPr>
-          <w:lang w:val="gu_IN" w:bidi="gu_IN"/>
-        </w:rPr>
-      </w:r>
-    </w:p>
-    <w:p>
-      <w:pPr>
-        <w:pStyle w:val="Heading2"/>
-      </w:pPr>
-      <w:r>
-        <w:rPr>
-          <w:lang w:val="gu_IN" w:bidi="gu_IN"/>
-        </w:rPr>
-        <w:t>ઝુડવું, ઝુડે છે, ઝુડ્યો, ઝુડવાનું</w:t>
-      </w:r>
-      <w:r>
-        <w:rPr>
-          <w:lang w:val="gu_IN" w:bidi="gu_IN"/>
-        </w:rPr>
-      </w:r>
-    </w:p>
-    <w:p>
-      <w:pPr>
-        <w:pStyle w:val="Heading3"/>
-      </w:pPr>
-      <w:r>
-        <w:rPr>
-          <w:lang w:val="gu_IN" w:bidi="gu_IN"/>
-        </w:rPr>
-        <w:t>વ્યાખ્યા:</w:t>
-      </w:r>
-    </w:p>
-    <w:p>
-      <w:pPr/>
-      <w:r>
-        <w:rPr>
-          <w:lang w:val="gu_IN" w:bidi="gu_IN"/>
-        </w:rPr>
-      </w:r>
-      <w:r>
-        <w:rPr>
-          <w:lang w:val="gu_IN" w:bidi="gu_IN"/>
-        </w:rPr>
-        <w:t>" ઝુડવું " અને " ઝુડવાનું " શબ્દો ઘઉંના અનાજને બાકીના ઘઉંના છોડમાંથી અલગ કરવાની પ્રક્રિયાના પ્રથમ ભાગનો ઉલ્લેખ કરે છે.</w:t>
-      </w:r>
-    </w:p>
-    <w:p>
-      <w:pPr>
-        <w:pStyle w:val="ListBullet"/>
-        <w:spacing w:line="240" w:lineRule="auto"/>
-        <w:ind w:left="720"/>
-      </w:pPr>
-      <w:r>
-        <w:rPr>
-          <w:lang w:val="gu_IN" w:bidi="gu_IN"/>
-        </w:rPr>
-      </w:r>
-      <w:r>
-        <w:rPr>
-          <w:lang w:val="gu_IN" w:bidi="gu_IN"/>
-        </w:rPr>
-        <w:t>ઘઉંના છોડને ઝુડવાથી તણખલાં અને છોડામાંથી દાણા છૂટા પડી જાય છે.</w:t>
-        <w:br/>
-      </w:r>
-      <w:r>
-        <w:rPr>
-          <w:lang w:val="gu_IN" w:bidi="gu_IN"/>
-        </w:rPr>
-        <w:t>ત્યારબાદ અનાજને "ઊપણવા" સામગ્રીમાંથી અનાજને સંપૂર્ણપણે જુદું કરવા માટે "વિખેરાયેલા" છે, જે ફક્ત અનાજ કે જે યોગ્ય જે પણ કરી શકાય છે.</w:t>
-        <w:br/>
-      </w:r>
-      <w:r>
-        <w:rPr>
-          <w:lang w:val="gu_IN" w:bidi="gu_IN"/>
-        </w:rPr>
-        <w:t>બાઇબલના સમયમાં, "ખળો" એક વિશાળ સપાટ પથ્થર અથવા ધૂળવાળો વિસ્તાર હતો, જ્યાં અનાજનાં કણસલાંને વાટીને અને કઠણ, સપાટ સ્તરની જગ્યામાં મસળીને અનાજ મેળવવામાં આવતું હતું.</w:t>
-        <w:br/>
-      </w:r>
-      <w:r>
-        <w:rPr>
-          <w:lang w:val="gu_IN" w:bidi="gu_IN"/>
-        </w:rPr>
-        <w:t>એ " ઝુડવાના ગાડા" અથવા " ઝુડવાના પૈડા" નો ઉપયોગ ક્યારેક અનાજને મસળવા માટે કરવામાં આવે છે અને તેને તણખલાં અને છોડામાંથી જુદા પાડવામાં મદદ કરે છે.</w:t>
-      </w:r>
-    </w:p>
-    <w:p>
-      <w:pPr>
-        <w:pStyle w:val="ListBullet"/>
-        <w:spacing w:line="240" w:lineRule="auto"/>
-        <w:ind w:left="720"/>
-      </w:pPr>
-      <w:r>
-        <w:rPr>
-          <w:lang w:val="gu_IN" w:bidi="gu_IN"/>
-        </w:rPr>
-      </w:r>
-      <w:r>
-        <w:rPr>
-          <w:lang w:val="gu_IN" w:bidi="gu_IN"/>
-        </w:rPr>
-        <w:t>ઝૂડવાના સ્લેજ" અથવા "ઝૂડવાના બોર્ડ" પણ અનાજ અલગ કરવા માટે વપરાતાં હતાં.</w:t>
-        <w:br/>
-      </w:r>
-      <w:r>
-        <w:rPr>
-          <w:lang w:val="gu_IN" w:bidi="gu_IN"/>
-        </w:rPr>
-        <w:t>તે લાકડાની પાટિયાની બનેલી હતી જેના છેડામાં તીક્ષ્ણ ધાતુનાં ટેકા ધરાવતા હતા.</w:t>
-        <w:br/>
-      </w:r>
-      <w:r>
-        <w:rPr>
-          <w:lang w:val="gu_IN" w:bidi="gu_IN"/>
-        </w:rPr>
-        <w:t xml:space="preserve">)આ પણ જુઓ: [છોડા[, </w:t>
-      </w:r>
-      <w:r>
-        <w:rPr>
-          <w:lang w:val="gu_IN" w:bidi="gu_IN"/>
-        </w:rPr>
-        <w:t>અનાજ</w:t>
-      </w:r>
-      <w:r>
-        <w:rPr>
-          <w:lang w:val="gu_IN" w:bidi="gu_IN"/>
-        </w:rPr>
-        <w:t xml:space="preserve">, </w:t>
-      </w:r>
-      <w:r>
-        <w:rPr>
-          <w:lang w:val="gu_IN" w:bidi="gu_IN"/>
-        </w:rPr>
-        <w:t>ઊપણવું</w:t>
-      </w:r>
-    </w:p>
-    <w:p>
-      <w:pPr>
-        <w:pStyle w:val="Heading3"/>
-      </w:pPr>
-      <w:r>
-        <w:rPr>
-          <w:lang w:val="gu_IN" w:bidi="gu_IN"/>
-        </w:rPr>
-        <w:t>બાઇબલના સંદર્ભો:</w:t>
-      </w:r>
-    </w:p>
-    <w:p>
-      <w:pPr>
-        <w:pStyle w:val="ListBullet"/>
-        <w:spacing w:line="240" w:lineRule="auto"/>
-        <w:ind w:left="720"/>
-      </w:pPr>
-      <w:r>
-        <w:rPr>
-          <w:lang w:val="gu_IN" w:bidi="gu_IN"/>
-        </w:rPr>
-      </w:r>
-      <w:r>
-        <w:rPr>
-          <w:lang w:val="gu_IN" w:bidi="gu_IN"/>
-        </w:rPr>
-        <w:t>2કાળવૃતાંત 3:1–3</w:t>
-      </w:r>
-    </w:p>
-    <w:p>
-      <w:pPr>
-        <w:pStyle w:val="ListBullet"/>
-        <w:spacing w:line="240" w:lineRule="auto"/>
-        <w:ind w:left="720"/>
-      </w:pPr>
-      <w:r>
-        <w:rPr>
-          <w:lang w:val="gu_IN" w:bidi="gu_IN"/>
-        </w:rPr>
-      </w:r>
-      <w:hyperlink r:id="rId41">
-        <w:r>
-          <w:rPr>
-            <w:lang w:val="gu_IN" w:bidi="gu_IN"/>
-          </w:rPr>
-          <w:rPr>
-            <w:color w:val="0000EE"/>
-            <w:u w:val="single"/>
-          </w:rPr>
-          <w:t>2 રાજાઓ 13:6–7</w:t>
-        </w:r>
-      </w:hyperlink>
-    </w:p>
-    <w:p>
-      <w:pPr>
-        <w:pStyle w:val="ListBullet"/>
-        <w:spacing w:line="240" w:lineRule="auto"/>
-        <w:ind w:left="720"/>
-      </w:pPr>
-      <w:r>
-        <w:rPr>
-          <w:lang w:val="gu_IN" w:bidi="gu_IN"/>
-        </w:rPr>
-      </w:r>
-      <w:hyperlink r:id="rId42">
-        <w:r>
-          <w:rPr>
-            <w:lang w:val="gu_IN" w:bidi="gu_IN"/>
-          </w:rPr>
-          <w:rPr>
-            <w:color w:val="0000EE"/>
-            <w:u w:val="single"/>
-          </w:rPr>
-          <w:t>2 શમુએલ 24:15–16</w:t>
-        </w:r>
-      </w:hyperlink>
-    </w:p>
-    <w:p>
-      <w:pPr>
-        <w:pStyle w:val="ListBullet"/>
-        <w:spacing w:line="240" w:lineRule="auto"/>
-        <w:ind w:left="720"/>
-      </w:pPr>
-      <w:r>
-        <w:rPr>
-          <w:lang w:val="gu_IN" w:bidi="gu_IN"/>
-        </w:rPr>
-      </w:r>
-      <w:hyperlink r:id="rId43">
-        <w:r>
-          <w:rPr>
-            <w:lang w:val="gu_IN" w:bidi="gu_IN"/>
-          </w:rPr>
-          <w:rPr>
-            <w:color w:val="0000EE"/>
-            <w:u w:val="single"/>
-          </w:rPr>
-          <w:t>દાનિયેલ 2:34–35</w:t>
-        </w:r>
-      </w:hyperlink>
-    </w:p>
-    <w:p>
-      <w:pPr>
-        <w:pStyle w:val="ListBullet"/>
-        <w:spacing w:line="240" w:lineRule="auto"/>
-        <w:ind w:left="720"/>
-      </w:pPr>
-      <w:r>
-        <w:rPr>
-          <w:lang w:val="gu_IN" w:bidi="gu_IN"/>
-        </w:rPr>
-      </w:r>
-      <w:hyperlink r:id="rId44">
-        <w:r>
-          <w:rPr>
-            <w:lang w:val="gu_IN" w:bidi="gu_IN"/>
-          </w:rPr>
-          <w:rPr>
-            <w:color w:val="0000EE"/>
-            <w:u w:val="single"/>
-          </w:rPr>
-          <w:t>લુક 3:17</w:t>
-        </w:r>
-      </w:hyperlink>
-    </w:p>
-    <w:p>
-      <w:pPr>
-        <w:pStyle w:val="ListBullet"/>
-        <w:spacing w:line="240" w:lineRule="auto"/>
-        <w:ind w:left="720"/>
-      </w:pPr>
-      <w:r>
-        <w:rPr>
-          <w:lang w:val="gu_IN" w:bidi="gu_IN"/>
-        </w:rPr>
-      </w:r>
-      <w:hyperlink r:id="rId45">
-        <w:r>
-          <w:rPr>
-            <w:lang w:val="gu_IN" w:bidi="gu_IN"/>
-          </w:rPr>
-          <w:rPr>
-            <w:color w:val="0000EE"/>
-            <w:u w:val="single"/>
-          </w:rPr>
-          <w:t>માથ્થી 3:10–12</w:t>
-        </w:r>
-      </w:hyperlink>
-    </w:p>
-    <w:p>
-      <w:pPr>
-        <w:pStyle w:val="ListBullet"/>
-        <w:spacing w:line="240" w:lineRule="auto"/>
-        <w:ind w:left="720"/>
-      </w:pPr>
-      <w:r>
-        <w:rPr>
-          <w:lang w:val="gu_IN" w:bidi="gu_IN"/>
-        </w:rPr>
-      </w:r>
-      <w:hyperlink r:id="rId46">
-        <w:r>
-          <w:rPr>
-            <w:lang w:val="gu_IN" w:bidi="gu_IN"/>
-          </w:rPr>
-          <w:rPr>
-            <w:color w:val="0000EE"/>
-            <w:u w:val="single"/>
-          </w:rPr>
-          <w:t>રૂથ 3:1–2</w:t>
-        </w:r>
-      </w:hyperlink>
-    </w:p>
-    <w:p>
-      <w:pPr>
-        <w:pStyle w:val="Heading3"/>
-      </w:pPr>
-      <w:r>
-        <w:rPr>
-          <w:lang w:val="gu_IN" w:bidi="gu_IN"/>
-        </w:rPr>
-        <w:t>શબ્દ માહિતી:</w:t>
-      </w:r>
-    </w:p>
-    <w:p>
-      <w:pPr>
-        <w:pStyle w:val="ListBullet"/>
-        <w:spacing w:line="240" w:lineRule="auto"/>
-        <w:ind w:left="720"/>
-      </w:pPr>
-      <w:r>
-        <w:rPr>
-          <w:lang w:val="gu_IN" w:bidi="gu_IN"/>
-        </w:rPr>
-      </w:r>
-      <w:r>
-        <w:rPr>
-          <w:lang w:val="gu_IN" w:bidi="gu_IN"/>
-        </w:rPr>
-        <w:t>Strong's: H212, H4173, H1637, H1758, H1786, H1869, H2251, G248</w:t>
-      </w:r>
-      <w:r>
-        <w:rPr>
-          <w:lang w:val="gu_IN" w:bidi="gu_IN"/>
-        </w:rPr>
-      </w:r>
-      <w:r>
-        <w:rPr>
-          <w:lang w:val="gu_IN" w:bidi="gu_IN"/>
-        </w:rPr>
-      </w:r>
-    </w:p>
-    <w:p>
-      <w:pPr/>
-      <w:r>
-        <w:rPr>
-          <w:lang w:val="gu_IN" w:bidi="gu_IN"/>
-        </w:rPr>
-      </w:r>
-    </w:p>
-    <w:p>
-      <w:pPr>
-        <w:pStyle w:val="Heading2"/>
-      </w:pPr>
-      <w:r>
-        <w:rPr>
-          <w:lang w:val="gu_IN" w:bidi="gu_IN"/>
-        </w:rPr>
-        <w:t>ઝૂંસરી, ઝૂંસરીઓ, ઝૂંસરીવાળું</w:t>
-      </w:r>
-      <w:r>
-        <w:rPr>
-          <w:lang w:val="gu_IN" w:bidi="gu_IN"/>
-        </w:rPr>
-      </w:r>
-    </w:p>
-    <w:p>
-      <w:pPr>
-        <w:pStyle w:val="Heading3"/>
-      </w:pPr>
-      <w:r>
-        <w:rPr>
-          <w:lang w:val="gu_IN" w:bidi="gu_IN"/>
-        </w:rPr>
-        <w:t>વ્યાખ્યા:</w:t>
-      </w:r>
-    </w:p>
-    <w:p>
-      <w:pPr/>
-      <w:r>
-        <w:rPr>
-          <w:lang w:val="gu_IN" w:bidi="gu_IN"/>
-        </w:rPr>
-      </w:r>
-      <w:r>
-        <w:rPr>
-          <w:lang w:val="gu_IN" w:bidi="gu_IN"/>
-        </w:rPr>
-        <w:t>ઝૂંસરી લાકડા અથવા ધાતુનો એક ભાગને બે અથવા વધુ પ્રાણીઓ સાથે જોડાયેલ હળ અથવા ગાડાને ખેંચવાના હેતુ માટે જોડવામાં આવે છે.</w:t>
-        <w:br/>
-      </w:r>
-      <w:r>
-        <w:rPr>
-          <w:lang w:val="gu_IN" w:bidi="gu_IN"/>
-        </w:rPr>
-        <w:t>આ શબ્દ માટે કેટલાક રૂપકાત્મક અર્થો પણ છે.</w:t>
-      </w:r>
-    </w:p>
-    <w:p>
-      <w:pPr>
-        <w:pStyle w:val="ListBullet"/>
-        <w:spacing w:line="240" w:lineRule="auto"/>
-        <w:ind w:left="720"/>
-      </w:pPr>
-      <w:r>
-        <w:rPr>
-          <w:lang w:val="gu_IN" w:bidi="gu_IN"/>
-        </w:rPr>
-      </w:r>
-      <w:r>
-        <w:rPr>
-          <w:lang w:val="gu_IN" w:bidi="gu_IN"/>
-        </w:rPr>
-        <w:t>"ઝૂંસરી" શબ્દનો અર્થ એ થાય છે કે એકસાથે કામ કરવાના હેતુથી લોકોને જોડે છે, જેમ કે ઇસુની સેવા કરવી.</w:t>
-      </w:r>
-    </w:p>
-    <w:p>
-      <w:pPr>
-        <w:pStyle w:val="ListBullet"/>
-        <w:spacing w:line="240" w:lineRule="auto"/>
-        <w:ind w:left="720"/>
-      </w:pPr>
-      <w:r>
-        <w:rPr>
-          <w:lang w:val="gu_IN" w:bidi="gu_IN"/>
-        </w:rPr>
-      </w:r>
-      <w:r>
-        <w:rPr>
-          <w:lang w:val="gu_IN" w:bidi="gu_IN"/>
-        </w:rPr>
-        <w:t>પાઉલ જેમ પોતે ખ્રિસ્તની સેવા કરતા હતા તેમ વ્યક્તિનો ઉલ્લેખ કરવા માટે "ઝૂંસરી સાથીદાર" શબ્દનો ઉપયોગ કર્યો હતો.</w:t>
-        <w:br/>
-      </w:r>
-      <w:r>
-        <w:rPr>
-          <w:lang w:val="gu_IN" w:bidi="gu_IN"/>
-        </w:rPr>
-        <w:t>આને "સાથીદાર" અથવા "સાથી સેવક" અથવા "સહકર્મીને" તરીકે પણ અનુવાદ કરવામાં આવે છે.</w:t>
-      </w:r>
-    </w:p>
-    <w:p>
-      <w:pPr>
-        <w:pStyle w:val="ListBullet"/>
-        <w:spacing w:line="240" w:lineRule="auto"/>
-        <w:ind w:left="720"/>
-      </w:pPr>
-      <w:r>
-        <w:rPr>
-          <w:lang w:val="gu_IN" w:bidi="gu_IN"/>
-        </w:rPr>
-      </w:r>
-      <w:r>
-        <w:rPr>
-          <w:lang w:val="gu_IN" w:bidi="gu_IN"/>
-        </w:rPr>
-        <w:t>"ઝૂંસરી" શબ્દનો અર્થ એ પણ થાય છે કે કોઈ વ્યક્તિએ ભારે ભાર ઉચકવો પડે છે, જેમ કે ગુલામી અથવા સતાવણી દ્વારા દમન કરતી વખતે.</w:t>
-      </w:r>
-    </w:p>
-    <w:p>
-      <w:pPr>
-        <w:pStyle w:val="ListBullet"/>
-        <w:spacing w:line="240" w:lineRule="auto"/>
-        <w:ind w:left="720"/>
-      </w:pPr>
-      <w:r>
-        <w:rPr>
-          <w:lang w:val="gu_IN" w:bidi="gu_IN"/>
-        </w:rPr>
-      </w:r>
-      <w:r>
-        <w:rPr>
-          <w:lang w:val="gu_IN" w:bidi="gu_IN"/>
-        </w:rPr>
-        <w:t>મોટાભાગના સંદર્ભમાં, ખેતી માટે ઉપયોગમાં લેવાતી ઝૂંસરી માટેના સ્થાનિક શબ્દનો ઉપયોગ કરીને, આ શબ્દનનો શાબ્દિક રીતે અનુવાદ કરવો શ્રેષ્ઠ છે.</w:t>
-      </w:r>
-    </w:p>
-    <w:p>
-      <w:pPr>
-        <w:pStyle w:val="ListBullet"/>
-        <w:spacing w:line="240" w:lineRule="auto"/>
-        <w:ind w:left="720"/>
-      </w:pPr>
-      <w:r>
-        <w:rPr>
-          <w:lang w:val="gu_IN" w:bidi="gu_IN"/>
-        </w:rPr>
-      </w:r>
-      <w:r>
-        <w:rPr>
-          <w:lang w:val="gu_IN" w:bidi="gu_IN"/>
-        </w:rPr>
-        <w:t>આ શબ્દનો લાક્ષણિક રીતે અનુવાદ ઉપયોગ કરવાના અન્ય રીતોના સંદર્ભમાં "જુલમી બોજ" અથવા "ભારે ભાર" અથવા "બંધન" હોઈ શકે છે.</w:t>
-      </w:r>
-    </w:p>
-    <w:p>
-      <w:pPr/>
-      <w:r>
-        <w:rPr>
-          <w:lang w:val="gu_IN" w:bidi="gu_IN"/>
-        </w:rPr>
-      </w:r>
-      <w:r>
-        <w:rPr>
-          <w:lang w:val="gu_IN" w:bidi="gu_IN"/>
-        </w:rPr>
-        <w:t xml:space="preserve">(આ પણ જુઓ: </w:t>
-      </w:r>
-      <w:r>
-        <w:rPr>
-          <w:lang w:val="gu_IN" w:bidi="gu_IN"/>
-        </w:rPr>
-        <w:t>બાંધો</w:t>
-      </w:r>
-      <w:r>
-        <w:rPr>
-          <w:lang w:val="gu_IN" w:bidi="gu_IN"/>
-        </w:rPr>
-        <w:t xml:space="preserve">, </w:t>
-      </w:r>
-      <w:r>
-        <w:rPr>
-          <w:lang w:val="gu_IN" w:bidi="gu_IN"/>
-        </w:rPr>
-        <w:t>બોજ</w:t>
-      </w:r>
-      <w:r>
-        <w:rPr>
-          <w:lang w:val="gu_IN" w:bidi="gu_IN"/>
-        </w:rPr>
-        <w:t xml:space="preserve">, </w:t>
-      </w:r>
-      <w:r>
-        <w:rPr>
-          <w:lang w:val="gu_IN" w:bidi="gu_IN"/>
-        </w:rPr>
-        <w:t>દમન</w:t>
-      </w:r>
-      <w:r>
-        <w:rPr>
-          <w:lang w:val="gu_IN" w:bidi="gu_IN"/>
-        </w:rPr>
-        <w:t xml:space="preserve">, </w:t>
-      </w:r>
-      <w:r>
-        <w:rPr>
-          <w:lang w:val="gu_IN" w:bidi="gu_IN"/>
-        </w:rPr>
-        <w:t>સતાવણી</w:t>
-      </w:r>
-      <w:r>
-        <w:rPr>
-          <w:lang w:val="gu_IN" w:bidi="gu_IN"/>
-        </w:rPr>
-        <w:t xml:space="preserve">, </w:t>
-      </w:r>
-      <w:r>
-        <w:rPr>
-          <w:lang w:val="gu_IN" w:bidi="gu_IN"/>
-        </w:rPr>
-        <w:t>સેવક</w:t>
-      </w:r>
-      <w:r>
-        <w:rPr>
-          <w:lang w:val="gu_IN" w:bidi="gu_IN"/>
-        </w:rPr>
-        <w:t>)</w:t>
-      </w:r>
-    </w:p>
-    <w:p>
-      <w:pPr>
-        <w:pStyle w:val="Heading3"/>
-      </w:pPr>
-      <w:r>
-        <w:rPr>
-          <w:lang w:val="gu_IN" w:bidi="gu_IN"/>
-        </w:rPr>
-        <w:t>બાઇબલના સંદર્ભો:</w:t>
-      </w:r>
-    </w:p>
-    <w:p>
-      <w:pPr>
-        <w:pStyle w:val="ListBullet"/>
-        <w:spacing w:line="240" w:lineRule="auto"/>
-        <w:ind w:left="720"/>
-      </w:pPr>
-      <w:r>
-        <w:rPr>
-          <w:lang w:val="gu_IN" w:bidi="gu_IN"/>
-        </w:rPr>
-      </w:r>
-      <w:hyperlink r:id="rId47">
-        <w:r>
-          <w:rPr>
-            <w:lang w:val="gu_IN" w:bidi="gu_IN"/>
-          </w:rPr>
-          <w:rPr>
-            <w:color w:val="0000EE"/>
-            <w:u w:val="single"/>
-          </w:rPr>
-          <w:t>પ્રેરિતોનાં કૃત્યો 15:10–11</w:t>
-        </w:r>
-      </w:hyperlink>
-    </w:p>
-    <w:p>
-      <w:pPr>
-        <w:pStyle w:val="ListBullet"/>
-        <w:spacing w:line="240" w:lineRule="auto"/>
-        <w:ind w:left="720"/>
-      </w:pPr>
-      <w:r>
-        <w:rPr>
-          <w:lang w:val="gu_IN" w:bidi="gu_IN"/>
-        </w:rPr>
-      </w:r>
-      <w:hyperlink r:id="rId48">
-        <w:r>
-          <w:rPr>
-            <w:lang w:val="gu_IN" w:bidi="gu_IN"/>
-          </w:rPr>
-          <w:rPr>
-            <w:color w:val="0000EE"/>
-            <w:u w:val="single"/>
-          </w:rPr>
-          <w:t>ગલાતી 5:1–2</w:t>
-        </w:r>
-      </w:hyperlink>
-    </w:p>
-    <w:p>
-      <w:pPr>
-        <w:pStyle w:val="ListBullet"/>
-        <w:spacing w:line="240" w:lineRule="auto"/>
-        <w:ind w:left="720"/>
-      </w:pPr>
-      <w:r>
-        <w:rPr>
-          <w:lang w:val="gu_IN" w:bidi="gu_IN"/>
-        </w:rPr>
-      </w:r>
-      <w:hyperlink r:id="rId49">
-        <w:r>
-          <w:rPr>
-            <w:lang w:val="gu_IN" w:bidi="gu_IN"/>
-          </w:rPr>
-          <w:rPr>
-            <w:color w:val="0000EE"/>
-            <w:u w:val="single"/>
-          </w:rPr>
-          <w:t>ઉત્પત્તિ 27:39–40</w:t>
-        </w:r>
-      </w:hyperlink>
-    </w:p>
-    <w:p>
-      <w:pPr>
-        <w:pStyle w:val="ListBullet"/>
-        <w:spacing w:line="240" w:lineRule="auto"/>
-        <w:ind w:left="720"/>
-      </w:pPr>
-      <w:r>
-        <w:rPr>
-          <w:lang w:val="gu_IN" w:bidi="gu_IN"/>
-        </w:rPr>
-      </w:r>
-      <w:hyperlink r:id="rId50">
-        <w:r>
-          <w:rPr>
-            <w:lang w:val="gu_IN" w:bidi="gu_IN"/>
-          </w:rPr>
-          <w:rPr>
-            <w:color w:val="0000EE"/>
-            <w:u w:val="single"/>
-          </w:rPr>
-          <w:t>યશાયા 9:4–5</w:t>
-        </w:r>
-      </w:hyperlink>
-    </w:p>
-    <w:p>
-      <w:pPr>
-        <w:pStyle w:val="ListBullet"/>
-        <w:spacing w:line="240" w:lineRule="auto"/>
-        <w:ind w:left="720"/>
-      </w:pPr>
-      <w:r>
-        <w:rPr>
-          <w:lang w:val="gu_IN" w:bidi="gu_IN"/>
-        </w:rPr>
-      </w:r>
-      <w:hyperlink r:id="rId51">
-        <w:r>
-          <w:rPr>
-            <w:lang w:val="gu_IN" w:bidi="gu_IN"/>
-          </w:rPr>
-          <w:rPr>
-            <w:color w:val="0000EE"/>
-            <w:u w:val="single"/>
-          </w:rPr>
-          <w:t>યર્મિયા 27:1–4</w:t>
-        </w:r>
-      </w:hyperlink>
-    </w:p>
-    <w:p>
-      <w:pPr>
-        <w:pStyle w:val="ListBullet"/>
-        <w:spacing w:line="240" w:lineRule="auto"/>
-        <w:ind w:left="720"/>
-      </w:pPr>
-      <w:r>
-        <w:rPr>
-          <w:lang w:val="gu_IN" w:bidi="gu_IN"/>
-        </w:rPr>
-      </w:r>
-      <w:hyperlink r:id="rId52">
-        <w:r>
-          <w:rPr>
-            <w:lang w:val="gu_IN" w:bidi="gu_IN"/>
-          </w:rPr>
-          <w:rPr>
-            <w:color w:val="0000EE"/>
-            <w:u w:val="single"/>
-          </w:rPr>
-          <w:t>માથ્થી 11:28–30</w:t>
-        </w:r>
-      </w:hyperlink>
-    </w:p>
-    <w:p>
-      <w:pPr>
-        <w:pStyle w:val="ListBullet"/>
-        <w:spacing w:line="240" w:lineRule="auto"/>
-        <w:ind w:left="720"/>
-      </w:pPr>
-      <w:r>
-        <w:rPr>
-          <w:lang w:val="gu_IN" w:bidi="gu_IN"/>
-        </w:rPr>
-      </w:r>
-      <w:hyperlink r:id="rId53">
-        <w:r>
-          <w:rPr>
-            <w:lang w:val="gu_IN" w:bidi="gu_IN"/>
-          </w:rPr>
-          <w:rPr>
-            <w:color w:val="0000EE"/>
-            <w:u w:val="single"/>
-          </w:rPr>
-          <w:t>ફિલિપી 4:1–3</w:t>
-        </w:r>
-      </w:hyperlink>
-    </w:p>
-    <w:p>
-      <w:pPr>
-        <w:pStyle w:val="Heading3"/>
-      </w:pPr>
-      <w:r>
-        <w:rPr>
-          <w:lang w:val="gu_IN" w:bidi="gu_IN"/>
-        </w:rPr>
-        <w:t>શબ્દ માહિતી:</w:t>
-      </w:r>
-    </w:p>
-    <w:p>
-      <w:pPr>
-        <w:pStyle w:val="ListBullet"/>
-        <w:spacing w:line="240" w:lineRule="auto"/>
-        <w:ind w:left="720"/>
-      </w:pPr>
-      <w:r>
-        <w:rPr>
-          <w:lang w:val="gu_IN" w:bidi="gu_IN"/>
-        </w:rPr>
-      </w:r>
-      <w:r>
-        <w:rPr>
-          <w:lang w:val="gu_IN" w:bidi="gu_IN"/>
-        </w:rPr>
-        <w:t>Strong's: H3627, H4132, H4133, H5674, H5923, H6776, G2086, G2201, G2218, G4805</w:t>
+      <w:r>
+        <w:rPr>
+          <w:lang w:val="gu_IN" w:bidi="gu_IN"/>
+        </w:rPr>
+        <w:t>Strong's: H1762, H3782, H4383, H4384, H5062, H5063, H5307, H6328, H6761, H8058, G679, G4348, G4350, G4417, G4624, G4625</w:t>
       </w:r>
       <w:r>
         <w:rPr>
